--- a/SITP/DSA-Notes/M10b_Graphs_ShortestPath_MST.docx
+++ b/SITP/DSA-Notes/M10b_Graphs_ShortestPath_MST.docx
@@ -60,7 +60,7 @@
         </w:p>
       </w:sdtContent>
     </w:sdt>
-    <w:bookmarkStart w:id="47" w:name="module-10b-graphs-shortest-paths-mst"/>
+    <w:bookmarkStart w:id="59" w:name="module-10b-graphs-shortest-paths-mst"/>
     <w:p>
       <w:pPr>
         <w:pStyle w:val="Heading1"/>
@@ -299,7 +299,7 @@
       </w:r>
     </w:p>
     <w:bookmarkEnd w:id="12"/>
-    <w:bookmarkStart w:id="19" w:name="Xc9ec7a1e47eb29c1cc9e1b3dea93a38eb7c8e61"/>
+    <w:bookmarkStart w:id="24" w:name="Xc9ec7a1e47eb29c1cc9e1b3dea93a38eb7c8e61"/>
     <w:p>
       <w:pPr>
         <w:pStyle w:val="Heading2"/>
@@ -616,7 +616,328 @@
       </w:r>
     </w:p>
     <w:bookmarkEnd w:id="16"/>
-    <w:bookmarkStart w:id="17" w:name="mcqs"/>
+    <w:bookmarkStart w:id="20" w:name="worked-trace-dijkstra-step-by-step"/>
+    <w:p>
+      <w:pPr>
+        <w:pStyle w:val="Heading3"/>
+      </w:pPr>
+      <w:r>
+        <w:t xml:space="preserve">Worked trace — Dijkstra step by step</w:t>
+      </w:r>
+    </w:p>
+    <w:p>
+      <w:pPr>
+        <w:pStyle w:val="FirstParagraph"/>
+      </w:pPr>
+      <w:r>
+        <w:t xml:space="preserve">Source</w:t>
+      </w:r>
+      <w:r>
+        <w:t xml:space="preserve"> </w:t>
+      </w:r>
+      <w:r>
+        <w:rPr>
+          <w:b/>
+          <w:bCs/>
+        </w:rPr>
+        <w:t xml:space="preserve">A</w:t>
+      </w:r>
+      <w:r>
+        <w:t xml:space="preserve"> </w:t>
+      </w:r>
+      <w:r>
+        <w:t xml:space="preserve">on this graph (edges: A–B 4, A–C 1, C–B 2, B–D 1, C–D 8, C–E 5,</w:t>
+      </w:r>
+      <w:r>
+        <w:t xml:space="preserve"> </w:t>
+      </w:r>
+      <w:r>
+        <w:t xml:space="preserve">D–E 3):</w:t>
+      </w:r>
+    </w:p>
+    <w:p>
+      <w:pPr>
+        <w:pStyle w:val="CaptionedFigure"/>
+      </w:pPr>
+      <w:r>
+        <w:drawing>
+          <wp:inline>
+            <wp:extent cx="5334000" cy="2750170"/>
+            <wp:effectExtent b="0" l="0" r="0" t="0"/>
+            <wp:docPr descr="Dijkstra settles A, then C, then B, then D, then E; each settled distance is final." title="" id="18" name="Picture"/>
+            <a:graphic>
+              <a:graphicData uri="http://schemas.openxmlformats.org/drawingml/2006/picture">
+                <pic:pic>
+                  <pic:nvPicPr>
+                    <pic:cNvPr descr="images/210_dijkstra_trace.png" id="19" name="Picture"/>
+                    <pic:cNvPicPr>
+                      <a:picLocks noChangeArrowheads="1" noChangeAspect="1"/>
+                    </pic:cNvPicPr>
+                  </pic:nvPicPr>
+                  <pic:blipFill>
+                    <a:blip r:embed="rId17"/>
+                    <a:stretch>
+                      <a:fillRect/>
+                    </a:stretch>
+                  </pic:blipFill>
+                  <pic:spPr bwMode="auto">
+                    <a:xfrm>
+                      <a:off x="0" y="0"/>
+                      <a:ext cx="5334000" cy="2750170"/>
+                    </a:xfrm>
+                    <a:prstGeom prst="rect">
+                      <a:avLst/>
+                    </a:prstGeom>
+                    <a:noFill/>
+                    <a:ln w="9525">
+                      <a:noFill/>
+                      <a:headEnd/>
+                      <a:tailEnd/>
+                    </a:ln>
+                  </pic:spPr>
+                </pic:pic>
+              </a:graphicData>
+            </a:graphic>
+          </wp:inline>
+        </w:drawing>
+      </w:r>
+    </w:p>
+    <w:p>
+      <w:pPr>
+        <w:pStyle w:val="ImageCaption"/>
+      </w:pPr>
+      <w:r>
+        <w:t xml:space="preserve">Dijkstra settles A, then C, then B, then D, then E; each settled distance is final.</w:t>
+      </w:r>
+    </w:p>
+    <w:p>
+      <w:pPr>
+        <w:pStyle w:val="SourceCode"/>
+      </w:pPr>
+      <w:r>
+        <w:rPr>
+          <w:rStyle w:val="VerbatimChar"/>
+        </w:rPr>
+        <w:t xml:space="preserve">init  dist: A0  B∞  C∞  D∞  E∞     heap:{(0,A)}</w:t>
+      </w:r>
+      <w:r>
+        <w:br/>
+      </w:r>
+      <w:r>
+        <w:rPr>
+          <w:rStyle w:val="VerbatimChar"/>
+        </w:rPr>
+        <w:t xml:space="preserve">pop A(0): relax B-&gt;4, C-&gt;1                 dist: A0 B4 C1 D∞ E∞</w:t>
+      </w:r>
+      <w:r>
+        <w:br/>
+      </w:r>
+      <w:r>
+        <w:rPr>
+          <w:rStyle w:val="VerbatimChar"/>
+        </w:rPr>
+        <w:t xml:space="preserve">pop C(1): B via C =1+2=3 (&lt;4) B-&gt;3; D-&gt;9; E-&gt;6   dist: A0 B3 C1 D9 E6</w:t>
+      </w:r>
+      <w:r>
+        <w:br/>
+      </w:r>
+      <w:r>
+        <w:rPr>
+          <w:rStyle w:val="VerbatimChar"/>
+        </w:rPr>
+        <w:t xml:space="preserve">pop B(3): D via B =3+1=4 (&lt;9) D-&gt;4                dist: A0 B3 C1 D4 E6</w:t>
+      </w:r>
+      <w:r>
+        <w:br/>
+      </w:r>
+      <w:r>
+        <w:rPr>
+          <w:rStyle w:val="VerbatimChar"/>
+        </w:rPr>
+        <w:t xml:space="preserve">pop D(4): E via D =4+3=7 (not &lt;6) no change       dist: A0 B3 C1 D4 E6</w:t>
+      </w:r>
+      <w:r>
+        <w:br/>
+      </w:r>
+      <w:r>
+        <w:rPr>
+          <w:rStyle w:val="VerbatimChar"/>
+        </w:rPr>
+        <w:t xml:space="preserve">pop E(6): done</w:t>
+      </w:r>
+      <w:r>
+        <w:br/>
+      </w:r>
+      <w:r>
+        <w:rPr>
+          <w:rStyle w:val="VerbatimChar"/>
+        </w:rPr>
+        <w:t xml:space="preserve">Final shortest distances: A0  B3  C1  D4  E6</w:t>
+      </w:r>
+    </w:p>
+    <w:p>
+      <w:pPr>
+        <w:pStyle w:val="FirstParagraph"/>
+      </w:pPr>
+      <w:r>
+        <w:t xml:space="preserve">Notice how</w:t>
+      </w:r>
+      <w:r>
+        <w:t xml:space="preserve"> </w:t>
+      </w:r>
+      <w:r>
+        <w:rPr>
+          <w:b/>
+          <w:bCs/>
+        </w:rPr>
+        <w:t xml:space="preserve">C settling before B</w:t>
+      </w:r>
+      <w:r>
+        <w:t xml:space="preserve"> </w:t>
+      </w:r>
+      <w:r>
+        <w:t xml:space="preserve">let us improve B from 4 down to 3 — the greedy</w:t>
+      </w:r>
+      <w:r>
+        <w:t xml:space="preserve"> </w:t>
+      </w:r>
+      <w:r>
+        <w:t xml:space="preserve">“closest first”</w:t>
+      </w:r>
+      <w:r>
+        <w:t xml:space="preserve"> </w:t>
+      </w:r>
+      <w:r>
+        <w:t xml:space="preserve">order is what makes this correct.</w:t>
+      </w:r>
+    </w:p>
+    <w:bookmarkEnd w:id="20"/>
+    <w:bookmarkStart w:id="21" w:name="X5014173b06b26d223580fed6ecad4e24472242b"/>
+    <w:p>
+      <w:pPr>
+        <w:pStyle w:val="Heading3"/>
+      </w:pPr>
+      <w:r>
+        <w:t xml:space="preserve">Why Dijkstra fails on negative edges (concrete)</w:t>
+      </w:r>
+    </w:p>
+    <w:p>
+      <w:pPr>
+        <w:pStyle w:val="SourceCode"/>
+      </w:pPr>
+      <w:r>
+        <w:rPr>
+          <w:rStyle w:val="VerbatimChar"/>
+        </w:rPr>
+        <w:t xml:space="preserve">A --1--&gt; B          Dijkstra settles B at 1 (closest), locks it in.</w:t>
+      </w:r>
+      <w:r>
+        <w:br/>
+      </w:r>
+      <w:r>
+        <w:rPr>
+          <w:rStyle w:val="VerbatimChar"/>
+        </w:rPr>
+        <w:t xml:space="preserve">A --5--&gt; C          Later it finds C=5, then edge C--(-4)--&gt;B would give B=1... </w:t>
+      </w:r>
+      <w:r>
+        <w:br/>
+      </w:r>
+      <w:r>
+        <w:rPr>
+          <w:rStyle w:val="VerbatimChar"/>
+        </w:rPr>
+        <w:t xml:space="preserve">C -(-4)-&gt; B         but B is already SETTLED, so the -4 shortcut is ignored.</w:t>
+      </w:r>
+      <w:r>
+        <w:br/>
+      </w:r>
+      <w:r>
+        <w:rPr>
+          <w:rStyle w:val="VerbatimChar"/>
+        </w:rPr>
+        <w:t xml:space="preserve">Correct answer B=1 here, but with A-&gt;C=5, C-&gt;B=-10 the true B=-5 is MISSED.</w:t>
+      </w:r>
+    </w:p>
+    <w:p>
+      <w:pPr>
+        <w:pStyle w:val="FirstParagraph"/>
+      </w:pPr>
+      <w:r>
+        <w:t xml:space="preserve">The greedy invariant</w:t>
+      </w:r>
+      <w:r>
+        <w:t xml:space="preserve"> </w:t>
+      </w:r>
+      <w:r>
+        <w:t xml:space="preserve">“a popped node’s distance is final”</w:t>
+      </w:r>
+      <w:r>
+        <w:t xml:space="preserve"> </w:t>
+      </w:r>
+      <w:r>
+        <w:t xml:space="preserve">only holds when adding</w:t>
+      </w:r>
+      <w:r>
+        <w:t xml:space="preserve"> </w:t>
+      </w:r>
+      <w:r>
+        <w:t xml:space="preserve">an edge can never</w:t>
+      </w:r>
+      <w:r>
+        <w:t xml:space="preserve"> </w:t>
+      </w:r>
+      <w:r>
+        <w:rPr>
+          <w:i/>
+          <w:iCs/>
+        </w:rPr>
+        <w:t xml:space="preserve">decrease</w:t>
+      </w:r>
+      <w:r>
+        <w:t xml:space="preserve"> </w:t>
+      </w:r>
+      <w:r>
+        <w:t xml:space="preserve">a total — i.e. when weights are</w:t>
+      </w:r>
+      <w:r>
+        <w:t xml:space="preserve"> </w:t>
+      </w:r>
+      <w:r>
+        <w:rPr>
+          <w:b/>
+          <w:bCs/>
+        </w:rPr>
+        <w:t xml:space="preserve">non-negative</w:t>
+      </w:r>
+      <w:r>
+        <w:t xml:space="preserve">.</w:t>
+      </w:r>
+      <w:r>
+        <w:t xml:space="preserve"> </w:t>
+      </w:r>
+      <w:r>
+        <w:t xml:space="preserve">For negatives, use</w:t>
+      </w:r>
+      <w:r>
+        <w:t xml:space="preserve"> </w:t>
+      </w:r>
+      <w:r>
+        <w:rPr>
+          <w:b/>
+          <w:bCs/>
+        </w:rPr>
+        <w:t xml:space="preserve">Bellman-Ford</w:t>
+      </w:r>
+      <w:r>
+        <w:t xml:space="preserve"> </w:t>
+      </w:r>
+      <w:r>
+        <w:t xml:space="preserve">(next).</w:t>
+      </w:r>
+    </w:p>
+    <w:bookmarkEnd w:id="21"/>
+    <w:bookmarkStart w:id="22" w:name="mcqs"/>
     <w:p>
       <w:pPr>
         <w:pStyle w:val="Heading3"/>
@@ -700,8 +1021,36 @@
         <w:t xml:space="preserve">.</w:t>
       </w:r>
     </w:p>
-    <w:bookmarkEnd w:id="17"/>
-    <w:bookmarkStart w:id="18" w:name="problems"/>
+    <w:p>
+      <w:pPr>
+        <w:pStyle w:val="Compact"/>
+        <w:numPr>
+          <w:ilvl w:val="0"/>
+          <w:numId w:val="1002"/>
+        </w:numPr>
+      </w:pPr>
+      <w:r>
+        <w:t xml:space="preserve">Why does a settled node stay final? → because non-negative edges can only</w:t>
+      </w:r>
+      <w:r>
+        <w:t xml:space="preserve"> </w:t>
+      </w:r>
+      <w:r>
+        <w:rPr>
+          <w:b/>
+          <w:bCs/>
+        </w:rPr>
+        <w:t xml:space="preserve">increase</w:t>
+      </w:r>
+      <w:r>
+        <w:t xml:space="preserve"> </w:t>
+      </w:r>
+      <w:r>
+        <w:t xml:space="preserve">a total, never make a shortcut cheaper later.</w:t>
+      </w:r>
+    </w:p>
+    <w:bookmarkEnd w:id="22"/>
+    <w:bookmarkStart w:id="23" w:name="problems"/>
     <w:p>
       <w:pPr>
         <w:pStyle w:val="Heading3"/>
@@ -735,9 +1084,9 @@
         </w:pict>
       </w:r>
     </w:p>
-    <w:bookmarkEnd w:id="18"/>
-    <w:bookmarkEnd w:id="19"/>
-    <w:bookmarkStart w:id="25" w:name="b.2-bellman-ford-negative-edges-allowed"/>
+    <w:bookmarkEnd w:id="23"/>
+    <w:bookmarkEnd w:id="24"/>
+    <w:bookmarkStart w:id="32" w:name="b.2-bellman-ford-negative-edges-allowed"/>
     <w:p>
       <w:pPr>
         <w:pStyle w:val="Heading2"/>
@@ -746,7 +1095,7 @@
         <w:t xml:space="preserve">10b.2 Bellman-Ford (negative edges allowed)</w:t>
       </w:r>
     </w:p>
-    <w:bookmarkStart w:id="23" w:name="the-idea-1"/>
+    <w:bookmarkStart w:id="28" w:name="the-idea-1"/>
     <w:p>
       <w:pPr>
         <w:pStyle w:val="Heading3"/>
@@ -878,18 +1227,18 @@
           <wp:inline>
             <wp:extent cx="5334000" cy="2498911"/>
             <wp:effectExtent b="0" l="0" r="0" t="0"/>
-            <wp:docPr descr="Bellman-Ford: relax all edges V−1 times; an extra improving round means a negative cycle." title="" id="21" name="Picture"/>
+            <wp:docPr descr="Bellman-Ford: relax all edges V−1 times; an extra improving round means a negative cycle." title="" id="26" name="Picture"/>
             <a:graphic>
               <a:graphicData uri="http://schemas.openxmlformats.org/drawingml/2006/picture">
                 <pic:pic>
                   <pic:nvPicPr>
-                    <pic:cNvPr descr="images/81_bellman_ford.png" id="22" name="Picture"/>
+                    <pic:cNvPr descr="images/81_bellman_ford.png" id="27" name="Picture"/>
                     <pic:cNvPicPr>
                       <a:picLocks noChangeArrowheads="1" noChangeAspect="1"/>
                     </pic:cNvPicPr>
                   </pic:nvPicPr>
                   <pic:blipFill>
-                    <a:blip r:embed="rId20"/>
+                    <a:blip r:embed="rId25"/>
                     <a:stretch>
                       <a:fillRect/>
                     </a:stretch>
@@ -1027,8 +1376,262 @@
         <w:t xml:space="preserve">(e.g. currency arbitrage).</w:t>
       </w:r>
     </w:p>
-    <w:bookmarkEnd w:id="23"/>
-    <w:bookmarkStart w:id="24" w:name="mcqs-1"/>
+    <w:bookmarkEnd w:id="28"/>
+    <w:bookmarkStart w:id="29" w:name="why-exactly-v1-rounds"/>
+    <w:p>
+      <w:pPr>
+        <w:pStyle w:val="Heading3"/>
+      </w:pPr>
+      <w:r>
+        <w:t xml:space="preserve">Why exactly V−1 rounds?</w:t>
+      </w:r>
+    </w:p>
+    <w:p>
+      <w:pPr>
+        <w:pStyle w:val="FirstParagraph"/>
+      </w:pPr>
+      <w:r>
+        <w:t xml:space="preserve">A shortest path visits each node at most once, so it has</w:t>
+      </w:r>
+      <w:r>
+        <w:t xml:space="preserve"> </w:t>
+      </w:r>
+      <w:r>
+        <w:rPr>
+          <w:b/>
+          <w:bCs/>
+        </w:rPr>
+        <w:t xml:space="preserve">at most V−1 edges</w:t>
+      </w:r>
+      <w:r>
+        <w:t xml:space="preserve">.</w:t>
+      </w:r>
+      <w:r>
+        <w:t xml:space="preserve"> </w:t>
+      </w:r>
+      <w:r>
+        <w:t xml:space="preserve">One full relaxation round is guaranteed to extend every correct shortest path by</w:t>
+      </w:r>
+      <w:r>
+        <w:t xml:space="preserve"> </w:t>
+      </w:r>
+      <w:r>
+        <w:rPr>
+          <w:b/>
+          <w:bCs/>
+        </w:rPr>
+        <w:t xml:space="preserve">at least one more edge</w:t>
+      </w:r>
+      <w:r>
+        <w:t xml:space="preserve">, so after</w:t>
+      </w:r>
+      <w:r>
+        <w:t xml:space="preserve"> </w:t>
+      </w:r>
+      <w:r>
+        <w:rPr>
+          <w:b/>
+          <w:bCs/>
+        </w:rPr>
+        <w:t xml:space="preserve">V−1</w:t>
+      </w:r>
+      <w:r>
+        <w:t xml:space="preserve"> </w:t>
+      </w:r>
+      <w:r>
+        <w:t xml:space="preserve">rounds even the longest shortest path</w:t>
+      </w:r>
+      <w:r>
+        <w:t xml:space="preserve"> </w:t>
+      </w:r>
+      <w:r>
+        <w:t xml:space="preserve">is fully built. A</w:t>
+      </w:r>
+      <w:r>
+        <w:t xml:space="preserve"> </w:t>
+      </w:r>
+      <w:r>
+        <w:rPr>
+          <w:b/>
+          <w:bCs/>
+        </w:rPr>
+        <w:t xml:space="preserve">V-th</w:t>
+      </w:r>
+      <w:r>
+        <w:t xml:space="preserve"> </w:t>
+      </w:r>
+      <w:r>
+        <w:t xml:space="preserve">round that still improves something proves a path with</w:t>
+      </w:r>
+      <w:r>
+        <w:t xml:space="preserve"> </w:t>
+      </w:r>
+      <w:r>
+        <w:t xml:space="preserve">≥ V edges is getting cheaper — only a</w:t>
+      </w:r>
+      <w:r>
+        <w:t xml:space="preserve"> </w:t>
+      </w:r>
+      <w:r>
+        <w:rPr>
+          <w:b/>
+          <w:bCs/>
+        </w:rPr>
+        <w:t xml:space="preserve">negative cycle</w:t>
+      </w:r>
+      <w:r>
+        <w:t xml:space="preserve"> </w:t>
+      </w:r>
+      <w:r>
+        <w:t xml:space="preserve">can do that.</w:t>
+      </w:r>
+    </w:p>
+    <w:bookmarkEnd w:id="29"/>
+    <w:bookmarkStart w:id="30" w:name="worked-trace-bellman-ford"/>
+    <w:p>
+      <w:pPr>
+        <w:pStyle w:val="Heading3"/>
+      </w:pPr>
+      <w:r>
+        <w:t xml:space="preserve">Worked trace — Bellman-Ford</w:t>
+      </w:r>
+    </w:p>
+    <w:p>
+      <w:pPr>
+        <w:pStyle w:val="FirstParagraph"/>
+      </w:pPr>
+      <w:r>
+        <w:t xml:space="preserve">Source</w:t>
+      </w:r>
+      <w:r>
+        <w:t xml:space="preserve"> </w:t>
+      </w:r>
+      <w:r>
+        <w:rPr>
+          <w:b/>
+          <w:bCs/>
+        </w:rPr>
+        <w:t xml:space="preserve">A</w:t>
+      </w:r>
+      <w:r>
+        <w:t xml:space="preserve">, edges processed in order</w:t>
+      </w:r>
+      <w:r>
+        <w:t xml:space="preserve"> </w:t>
+      </w:r>
+      <w:r>
+        <w:rPr>
+          <w:rStyle w:val="VerbatimChar"/>
+        </w:rPr>
+        <w:t xml:space="preserve">A→B(4), A→C(5), B→C(-6), C→D(3)</w:t>
+      </w:r>
+      <w:r>
+        <w:t xml:space="preserve">:</w:t>
+      </w:r>
+    </w:p>
+    <w:p>
+      <w:pPr>
+        <w:pStyle w:val="SourceCode"/>
+      </w:pPr>
+      <w:r>
+        <w:rPr>
+          <w:rStyle w:val="VerbatimChar"/>
+        </w:rPr>
+        <w:t xml:space="preserve">init  A0  B∞  C∞  D∞</w:t>
+      </w:r>
+      <w:r>
+        <w:br/>
+      </w:r>
+      <w:r>
+        <w:rPr>
+          <w:rStyle w:val="VerbatimChar"/>
+        </w:rPr>
+        <w:t xml:space="preserve">round 1: A-&gt;B: B=4 | A-&gt;C: C=5 | B-&gt;C: 4-6=-2 (&lt;5) C=-2 | C-&gt;D: -2+3=1 D=1</w:t>
+      </w:r>
+      <w:r>
+        <w:br/>
+      </w:r>
+      <w:r>
+        <w:rPr>
+          <w:rStyle w:val="VerbatimChar"/>
+        </w:rPr>
+        <w:t xml:space="preserve">round 2: A-&gt;B: 4 | A-&gt;C: 5 | B-&gt;C: -2 | C-&gt;D: 1  (no change)</w:t>
+      </w:r>
+      <w:r>
+        <w:br/>
+      </w:r>
+      <w:r>
+        <w:rPr>
+          <w:rStyle w:val="VerbatimChar"/>
+        </w:rPr>
+        <w:t xml:space="preserve">round 3: (no change)  -&gt; converged early</w:t>
+      </w:r>
+      <w:r>
+        <w:br/>
+      </w:r>
+      <w:r>
+        <w:rPr>
+          <w:rStyle w:val="VerbatimChar"/>
+        </w:rPr>
+        <w:t xml:space="preserve">Final:  A0  B4  C-2  D1</w:t>
+      </w:r>
+      <w:r>
+        <w:br/>
+      </w:r>
+      <w:r>
+        <w:rPr>
+          <w:rStyle w:val="VerbatimChar"/>
+        </w:rPr>
+        <w:t xml:space="preserve">Extra check round: nothing relaxes -&gt; NO negative cycle.</w:t>
+      </w:r>
+    </w:p>
+    <w:p>
+      <w:pPr>
+        <w:pStyle w:val="FirstParagraph"/>
+      </w:pPr>
+      <w:r>
+        <w:t xml:space="preserve">Here the negative edge</w:t>
+      </w:r>
+      <w:r>
+        <w:t xml:space="preserve"> </w:t>
+      </w:r>
+      <w:r>
+        <w:rPr>
+          <w:rStyle w:val="VerbatimChar"/>
+        </w:rPr>
+        <w:t xml:space="preserve">B→C(-6)</w:t>
+      </w:r>
+      <w:r>
+        <w:t xml:space="preserve"> </w:t>
+      </w:r>
+      <w:r>
+        <w:t xml:space="preserve">is handled correctly — something Dijkstra</w:t>
+      </w:r>
+      <w:r>
+        <w:t xml:space="preserve"> </w:t>
+      </w:r>
+      <w:r>
+        <w:t xml:space="preserve">could not do. Convergence often happens before V−1 rounds; you may</w:t>
+      </w:r>
+      <w:r>
+        <w:t xml:space="preserve"> </w:t>
+      </w:r>
+      <w:r>
+        <w:rPr>
+          <w:b/>
+          <w:bCs/>
+        </w:rPr>
+        <w:t xml:space="preserve">stop early</w:t>
+      </w:r>
+      <w:r>
+        <w:t xml:space="preserve"> </w:t>
+      </w:r>
+      <w:r>
+        <w:t xml:space="preserve">when a round makes no change.</w:t>
+      </w:r>
+    </w:p>
+    <w:bookmarkEnd w:id="30"/>
+    <w:bookmarkStart w:id="31" w:name="mcqs-1"/>
     <w:p>
       <w:pPr>
         <w:pStyle w:val="Heading3"/>
@@ -1119,9 +1722,9 @@
         </w:pict>
       </w:r>
     </w:p>
-    <w:bookmarkEnd w:id="24"/>
-    <w:bookmarkEnd w:id="25"/>
-    <w:bookmarkStart w:id="31" w:name="Xcf2e5302a02d4312f1fd2a12c56cf0c2074e636"/>
+    <w:bookmarkEnd w:id="31"/>
+    <w:bookmarkEnd w:id="32"/>
+    <w:bookmarkStart w:id="39" w:name="Xcf2e5302a02d4312f1fd2a12c56cf0c2074e636"/>
     <w:p>
       <w:pPr>
         <w:pStyle w:val="Heading2"/>
@@ -1130,7 +1733,7 @@
         <w:t xml:space="preserve">10b.3 Floyd-Warshall (all-pairs shortest paths)</w:t>
       </w:r>
     </w:p>
-    <w:bookmarkStart w:id="29" w:name="the-idea-2"/>
+    <w:bookmarkStart w:id="36" w:name="the-idea-2"/>
     <w:p>
       <w:pPr>
         <w:pStyle w:val="Heading3"/>
@@ -1237,18 +1840,18 @@
           <wp:inline>
             <wp:extent cx="5334000" cy="2608513"/>
             <wp:effectExtent b="0" l="0" r="0" t="0"/>
-            <wp:docPr descr="Floyd-Warshall: for each intermediate k, relax every pair (i,j); O(V³)." title="" id="27" name="Picture"/>
+            <wp:docPr descr="Floyd-Warshall: for each intermediate k, relax every pair (i,j); O(V³)." title="" id="34" name="Picture"/>
             <a:graphic>
               <a:graphicData uri="http://schemas.openxmlformats.org/drawingml/2006/picture">
                 <pic:pic>
                   <pic:nvPicPr>
-                    <pic:cNvPr descr="images/82_floyd_warshall.png" id="28" name="Picture"/>
+                    <pic:cNvPr descr="images/82_floyd_warshall.png" id="35" name="Picture"/>
                     <pic:cNvPicPr>
                       <a:picLocks noChangeArrowheads="1" noChangeAspect="1"/>
                     </pic:cNvPicPr>
                   </pic:nvPicPr>
                   <pic:blipFill>
-                    <a:blip r:embed="rId26"/>
+                    <a:blip r:embed="rId33"/>
                     <a:stretch>
                       <a:fillRect/>
                     </a:stretch>
@@ -1454,8 +2057,206 @@
         <w:t xml:space="preserve">asked for every k.</w:t>
       </w:r>
     </w:p>
-    <w:bookmarkEnd w:id="29"/>
-    <w:bookmarkStart w:id="30" w:name="mcqs-2"/>
+    <w:bookmarkEnd w:id="36"/>
+    <w:bookmarkStart w:id="37" w:name="the-dp-recurrence-what-k-really-means"/>
+    <w:p>
+      <w:pPr>
+        <w:pStyle w:val="Heading3"/>
+      </w:pPr>
+      <w:r>
+        <w:t xml:space="preserve">The DP recurrence (what k really means)</w:t>
+      </w:r>
+    </w:p>
+    <w:p>
+      <w:pPr>
+        <w:pStyle w:val="FirstParagraph"/>
+      </w:pPr>
+      <w:r>
+        <w:t xml:space="preserve">Let</w:t>
+      </w:r>
+      <w:r>
+        <w:t xml:space="preserve"> </w:t>
+      </w:r>
+      <w:r>
+        <w:rPr>
+          <w:rStyle w:val="VerbatimChar"/>
+        </w:rPr>
+        <w:t xml:space="preserve">d_k[i][j]</w:t>
+      </w:r>
+      <w:r>
+        <w:t xml:space="preserve"> </w:t>
+      </w:r>
+      <w:r>
+        <w:t xml:space="preserve">= shortest i→j path allowed to use only intermediate nodes from</w:t>
+      </w:r>
+      <w:r>
+        <w:t xml:space="preserve"> </w:t>
+      </w:r>
+      <w:r>
+        <w:t xml:space="preserve">the set</w:t>
+      </w:r>
+      <w:r>
+        <w:t xml:space="preserve"> </w:t>
+      </w:r>
+      <w:r>
+        <w:rPr>
+          <w:rStyle w:val="VerbatimChar"/>
+        </w:rPr>
+        <w:t xml:space="preserve">{1..k}</w:t>
+      </w:r>
+      <w:r>
+        <w:t xml:space="preserve">. Then:</w:t>
+      </w:r>
+    </w:p>
+    <w:p>
+      <w:pPr>
+        <w:pStyle w:val="SourceCode"/>
+      </w:pPr>
+      <w:r>
+        <w:rPr>
+          <w:rStyle w:val="VerbatimChar"/>
+        </w:rPr>
+        <w:t xml:space="preserve">d_0[i][j]  = weight(i,j)          # no intermediates: direct edge (or ∞)</w:t>
+      </w:r>
+      <w:r>
+        <w:br/>
+      </w:r>
+      <w:r>
+        <w:rPr>
+          <w:rStyle w:val="VerbatimChar"/>
+        </w:rPr>
+        <w:t xml:space="preserve">d_k[i][j]  = min( d_{k-1}[i][j],                 # don't use k</w:t>
+      </w:r>
+      <w:r>
+        <w:br/>
+      </w:r>
+      <w:r>
+        <w:rPr>
+          <w:rStyle w:val="VerbatimChar"/>
+        </w:rPr>
+        <w:t xml:space="preserve">                  d_{k-1}[i][k] + d_{k-1}[k][j]) # do route through k</w:t>
+      </w:r>
+      <w:r>
+        <w:br/>
+      </w:r>
+      <w:r>
+        <w:rPr>
+          <w:rStyle w:val="VerbatimChar"/>
+        </w:rPr>
+        <w:t xml:space="preserve">answer     = d_V[i][j]</w:t>
+      </w:r>
+    </w:p>
+    <w:p>
+      <w:pPr>
+        <w:pStyle w:val="FirstParagraph"/>
+      </w:pPr>
+      <w:r>
+        <w:t xml:space="preserve">Because each layer only reads the previous layer’s</w:t>
+      </w:r>
+      <w:r>
+        <w:t xml:space="preserve"> </w:t>
+      </w:r>
+      <w:r>
+        <w:rPr>
+          <w:rStyle w:val="VerbatimChar"/>
+        </w:rPr>
+        <w:t xml:space="preserve">[i][k]</w:t>
+      </w:r>
+      <w:r>
+        <w:t xml:space="preserve"> </w:t>
+      </w:r>
+      <w:r>
+        <w:t xml:space="preserve">and</w:t>
+      </w:r>
+      <w:r>
+        <w:t xml:space="preserve"> </w:t>
+      </w:r>
+      <w:r>
+        <w:rPr>
+          <w:rStyle w:val="VerbatimChar"/>
+        </w:rPr>
+        <w:t xml:space="preserve">[k][j]</w:t>
+      </w:r>
+      <w:r>
+        <w:t xml:space="preserve"> </w:t>
+      </w:r>
+      <w:r>
+        <w:t xml:space="preserve">— which</w:t>
+      </w:r>
+      <w:r>
+        <w:t xml:space="preserve"> </w:t>
+      </w:r>
+      <w:r>
+        <w:t xml:space="preserve">are unchanged when we overwrite</w:t>
+      </w:r>
+      <w:r>
+        <w:t xml:space="preserve"> </w:t>
+      </w:r>
+      <w:r>
+        <w:rPr>
+          <w:rStyle w:val="VerbatimChar"/>
+        </w:rPr>
+        <w:t xml:space="preserve">[i][j]</w:t>
+      </w:r>
+      <w:r>
+        <w:t xml:space="preserve"> </w:t>
+      </w:r>
+      <w:r>
+        <w:t xml:space="preserve">— the table can be updated</w:t>
+      </w:r>
+      <w:r>
+        <w:t xml:space="preserve"> </w:t>
+      </w:r>
+      <w:r>
+        <w:rPr>
+          <w:b/>
+          <w:bCs/>
+        </w:rPr>
+        <w:t xml:space="preserve">in place</w:t>
+      </w:r>
+      <w:r>
+        <w:t xml:space="preserve"> </w:t>
+      </w:r>
+      <w:r>
+        <w:t xml:space="preserve">with a single</w:t>
+      </w:r>
+      <w:r>
+        <w:t xml:space="preserve"> </w:t>
+      </w:r>
+      <w:r>
+        <w:rPr>
+          <w:rStyle w:val="VerbatimChar"/>
+        </w:rPr>
+        <w:t xml:space="preserve">dist[][]</w:t>
+      </w:r>
+      <w:r>
+        <w:t xml:space="preserve">, which is why the code uses just O(V²) space. The loop</w:t>
+      </w:r>
+      <w:r>
+        <w:t xml:space="preserve"> </w:t>
+      </w:r>
+      <w:r>
+        <w:t xml:space="preserve">order</w:t>
+      </w:r>
+      <w:r>
+        <w:t xml:space="preserve"> </w:t>
+      </w:r>
+      <w:r>
+        <w:rPr>
+          <w:b/>
+          <w:bCs/>
+        </w:rPr>
+        <w:t xml:space="preserve">k outermost</w:t>
+      </w:r>
+      <w:r>
+        <w:t xml:space="preserve"> </w:t>
+      </w:r>
+      <w:r>
+        <w:t xml:space="preserve">is essential; swapping it breaks correctness.</w:t>
+      </w:r>
+    </w:p>
+    <w:bookmarkEnd w:id="37"/>
+    <w:bookmarkStart w:id="38" w:name="mcqs-2"/>
     <w:p>
       <w:pPr>
         <w:pStyle w:val="Heading3"/>
@@ -1539,15 +2340,89 @@
       </w:r>
     </w:p>
     <w:p>
+      <w:pPr>
+        <w:pStyle w:val="Compact"/>
+        <w:numPr>
+          <w:ilvl w:val="0"/>
+          <w:numId w:val="1007"/>
+        </w:numPr>
+      </w:pPr>
+      <w:r>
+        <w:t xml:space="preserve">Which loop must be outermost? → the</w:t>
+      </w:r>
+      <w:r>
+        <w:t xml:space="preserve"> </w:t>
+      </w:r>
+      <w:r>
+        <w:rPr>
+          <w:b/>
+          <w:bCs/>
+        </w:rPr>
+        <w:t xml:space="preserve">intermediate node k</w:t>
+      </w:r>
+      <w:r>
+        <w:t xml:space="preserve">.</w:t>
+      </w:r>
+    </w:p>
+    <w:p>
+      <w:pPr>
+        <w:pStyle w:val="Compact"/>
+        <w:numPr>
+          <w:ilvl w:val="0"/>
+          <w:numId w:val="1007"/>
+        </w:numPr>
+      </w:pPr>
+      <w:r>
+        <w:rPr>
+          <w:rStyle w:val="VerbatimChar"/>
+        </w:rPr>
+        <w:t xml:space="preserve">k</w:t>
+      </w:r>
+      <w:r>
+        <w:t xml:space="preserve"> </w:t>
+      </w:r>
+      <w:r>
+        <w:t xml:space="preserve">in</w:t>
+      </w:r>
+      <w:r>
+        <w:t xml:space="preserve"> </w:t>
+      </w:r>
+      <w:r>
+        <w:rPr>
+          <w:rStyle w:val="VerbatimChar"/>
+        </w:rPr>
+        <w:t xml:space="preserve">d_k[i][j]</w:t>
+      </w:r>
+      <w:r>
+        <w:t xml:space="preserve"> </w:t>
+      </w:r>
+      <w:r>
+        <w:t xml:space="preserve">means? → paths using only intermediates from</w:t>
+      </w:r>
+      <w:r>
+        <w:t xml:space="preserve"> </w:t>
+      </w:r>
+      <w:r>
+        <w:rPr>
+          <w:b/>
+          <w:bCs/>
+        </w:rPr>
+        <w:t xml:space="preserve">{1..k}</w:t>
+      </w:r>
+      <w:r>
+        <w:t xml:space="preserve">.</w:t>
+      </w:r>
+    </w:p>
+    <w:p>
       <w:r>
         <w:pict>
           <v:rect style="width:0;height:1.5pt" o:hralign="center" o:hrstd="t" o:hr="t"/>
         </w:pict>
       </w:r>
     </w:p>
-    <w:bookmarkEnd w:id="30"/>
-    <w:bookmarkEnd w:id="31"/>
-    <w:bookmarkStart w:id="33" w:name="b.4-0-1-bfs-and-a-the-specialists"/>
+    <w:bookmarkEnd w:id="38"/>
+    <w:bookmarkEnd w:id="39"/>
+    <w:bookmarkStart w:id="41" w:name="b.4-0-1-bfs-and-a-the-specialists"/>
     <w:p>
       <w:pPr>
         <w:pStyle w:val="Heading2"/>
@@ -1850,7 +2725,7 @@
         <w:t xml:space="preserve">— no need to run BFS from each source separately. (A super common grid pattern.)</w:t>
       </w:r>
     </w:p>
-    <w:bookmarkStart w:id="32" w:name="mcqs-3"/>
+    <w:bookmarkStart w:id="40" w:name="mcqs-3"/>
     <w:p>
       <w:pPr>
         <w:pStyle w:val="Heading3"/>
@@ -1956,18 +2831,588 @@
         </w:pict>
       </w:r>
     </w:p>
-    <w:bookmarkEnd w:id="32"/>
-    <w:bookmarkEnd w:id="33"/>
-    <w:bookmarkStart w:id="41" w:name="b.5-minimum-spanning-tree-mst"/>
+    <w:bookmarkEnd w:id="40"/>
+    <w:bookmarkEnd w:id="41"/>
+    <w:bookmarkStart w:id="43" w:name="Xbb9031aa7ab44c735e1fb34858b586d18df0f76"/>
     <w:p>
       <w:pPr>
         <w:pStyle w:val="Heading2"/>
       </w:pPr>
       <w:r>
+        <w:t xml:space="preserve">10b.4a Shortest-path algorithms — summary table</w:t>
+      </w:r>
+    </w:p>
+    <w:p>
+      <w:pPr>
+        <w:pStyle w:val="FirstParagraph"/>
+      </w:pPr>
+      <w:r>
+        <w:t xml:space="preserve">One table to pick the right tool. (V = nodes, E = edges.)</w:t>
+      </w:r>
+    </w:p>
+    <w:tbl>
+      <w:tblPr>
+        <w:tblStyle w:val="Table"/>
+        <w:tblW w:type="pct" w:w="5000"/>
+        <w:tblLayout w:type="fixed"/>
+        <w:tblLook w:firstRow="1" w:lastRow="0" w:firstColumn="0" w:lastColumn="0" w:noHBand="0" w:noVBand="0" w:val="0020"/>
+      </w:tblPr>
+      <w:tblGrid>
+        <w:gridCol w:w="1584"/>
+        <w:gridCol w:w="1584"/>
+        <w:gridCol w:w="1584"/>
+        <w:gridCol w:w="1584"/>
+        <w:gridCol w:w="1584"/>
+      </w:tblGrid>
+      <w:tr>
+        <w:trPr>
+          <w:tblHeader w:val="on"/>
+        </w:trPr>
+        <w:tc>
+          <w:tcPr/>
+          <w:p>
+            <w:pPr>
+              <w:pStyle w:val="Compact"/>
+            </w:pPr>
+            <w:r>
+              <w:t xml:space="preserve">Algorithm</w:t>
+            </w:r>
+          </w:p>
+        </w:tc>
+        <w:tc>
+          <w:tcPr/>
+          <w:p>
+            <w:pPr>
+              <w:pStyle w:val="Compact"/>
+            </w:pPr>
+            <w:r>
+              <w:t xml:space="preserve">Weights</w:t>
+            </w:r>
+          </w:p>
+        </w:tc>
+        <w:tc>
+          <w:tcPr/>
+          <w:p>
+            <w:pPr>
+              <w:pStyle w:val="Compact"/>
+            </w:pPr>
+            <w:r>
+              <w:t xml:space="preserve">Scope</w:t>
+            </w:r>
+          </w:p>
+        </w:tc>
+        <w:tc>
+          <w:tcPr/>
+          <w:p>
+            <w:pPr>
+              <w:pStyle w:val="Compact"/>
+            </w:pPr>
+            <w:r>
+              <w:t xml:space="preserve">Time</w:t>
+            </w:r>
+          </w:p>
+        </w:tc>
+        <w:tc>
+          <w:tcPr/>
+          <w:p>
+            <w:pPr>
+              <w:pStyle w:val="Compact"/>
+            </w:pPr>
+            <w:r>
+              <w:t xml:space="preserve">Negative cycle?</w:t>
+            </w:r>
+          </w:p>
+        </w:tc>
+      </w:tr>
+      <w:tr>
+        <w:tc>
+          <w:tcPr/>
+          <w:p>
+            <w:pPr>
+              <w:pStyle w:val="Compact"/>
+            </w:pPr>
+            <w:r>
+              <w:rPr>
+                <w:b/>
+                <w:bCs/>
+              </w:rPr>
+              <w:t xml:space="preserve">BFS</w:t>
+            </w:r>
+          </w:p>
+        </w:tc>
+        <w:tc>
+          <w:tcPr/>
+          <w:p>
+            <w:pPr>
+              <w:pStyle w:val="Compact"/>
+            </w:pPr>
+            <w:r>
+              <w:t xml:space="preserve">unweighted</w:t>
+            </w:r>
+          </w:p>
+        </w:tc>
+        <w:tc>
+          <w:tcPr/>
+          <w:p>
+            <w:pPr>
+              <w:pStyle w:val="Compact"/>
+            </w:pPr>
+            <w:r>
+              <w:t xml:space="preserve">single source</w:t>
+            </w:r>
+          </w:p>
+        </w:tc>
+        <w:tc>
+          <w:tcPr/>
+          <w:p>
+            <w:pPr>
+              <w:pStyle w:val="Compact"/>
+            </w:pPr>
+            <w:r>
+              <w:rPr>
+                <w:b/>
+                <w:bCs/>
+              </w:rPr>
+              <w:t xml:space="preserve">O(V+E)</w:t>
+            </w:r>
+          </w:p>
+        </w:tc>
+        <w:tc>
+          <w:tcPr/>
+          <w:p>
+            <w:pPr>
+              <w:pStyle w:val="Compact"/>
+            </w:pPr>
+            <w:r>
+              <w:t xml:space="preserve">n/a</w:t>
+            </w:r>
+          </w:p>
+        </w:tc>
+      </w:tr>
+      <w:tr>
+        <w:tc>
+          <w:tcPr/>
+          <w:p>
+            <w:pPr>
+              <w:pStyle w:val="Compact"/>
+            </w:pPr>
+            <w:r>
+              <w:rPr>
+                <w:b/>
+                <w:bCs/>
+              </w:rPr>
+              <w:t xml:space="preserve">0-1 BFS</w:t>
+            </w:r>
+          </w:p>
+        </w:tc>
+        <w:tc>
+          <w:tcPr/>
+          <w:p>
+            <w:pPr>
+              <w:pStyle w:val="Compact"/>
+            </w:pPr>
+            <w:r>
+              <w:t xml:space="preserve">0 or 1 only</w:t>
+            </w:r>
+          </w:p>
+        </w:tc>
+        <w:tc>
+          <w:tcPr/>
+          <w:p>
+            <w:pPr>
+              <w:pStyle w:val="Compact"/>
+            </w:pPr>
+            <w:r>
+              <w:t xml:space="preserve">single source</w:t>
+            </w:r>
+          </w:p>
+        </w:tc>
+        <w:tc>
+          <w:tcPr/>
+          <w:p>
+            <w:pPr>
+              <w:pStyle w:val="Compact"/>
+            </w:pPr>
+            <w:r>
+              <w:rPr>
+                <w:b/>
+                <w:bCs/>
+              </w:rPr>
+              <w:t xml:space="preserve">O(V+E)</w:t>
+            </w:r>
+          </w:p>
+        </w:tc>
+        <w:tc>
+          <w:tcPr/>
+          <w:p>
+            <w:pPr>
+              <w:pStyle w:val="Compact"/>
+            </w:pPr>
+            <w:r>
+              <w:t xml:space="preserve">n/a</w:t>
+            </w:r>
+          </w:p>
+        </w:tc>
+      </w:tr>
+      <w:tr>
+        <w:tc>
+          <w:tcPr/>
+          <w:p>
+            <w:pPr>
+              <w:pStyle w:val="Compact"/>
+            </w:pPr>
+            <w:r>
+              <w:rPr>
+                <w:b/>
+                <w:bCs/>
+              </w:rPr>
+              <w:t xml:space="preserve">Dijkstra</w:t>
+            </w:r>
+          </w:p>
+        </w:tc>
+        <w:tc>
+          <w:tcPr/>
+          <w:p>
+            <w:pPr>
+              <w:pStyle w:val="Compact"/>
+            </w:pPr>
+            <w:r>
+              <w:t xml:space="preserve">non-negative</w:t>
+            </w:r>
+          </w:p>
+        </w:tc>
+        <w:tc>
+          <w:tcPr/>
+          <w:p>
+            <w:pPr>
+              <w:pStyle w:val="Compact"/>
+            </w:pPr>
+            <w:r>
+              <w:t xml:space="preserve">single source</w:t>
+            </w:r>
+          </w:p>
+        </w:tc>
+        <w:tc>
+          <w:tcPr/>
+          <w:p>
+            <w:pPr>
+              <w:pStyle w:val="Compact"/>
+            </w:pPr>
+            <w:r>
+              <w:rPr>
+                <w:b/>
+                <w:bCs/>
+              </w:rPr>
+              <w:t xml:space="preserve">O((V+E) log V)</w:t>
+            </w:r>
+          </w:p>
+        </w:tc>
+        <w:tc>
+          <w:tcPr/>
+          <w:p>
+            <w:pPr>
+              <w:pStyle w:val="Compact"/>
+            </w:pPr>
+            <w:r>
+              <w:t xml:space="preserve">can’t handle</w:t>
+            </w:r>
+          </w:p>
+        </w:tc>
+      </w:tr>
+      <w:tr>
+        <w:tc>
+          <w:tcPr/>
+          <w:p>
+            <w:pPr>
+              <w:pStyle w:val="Compact"/>
+            </w:pPr>
+            <w:r>
+              <w:rPr>
+                <w:b/>
+                <w:bCs/>
+              </w:rPr>
+              <w:t xml:space="preserve">Bellman-Ford</w:t>
+            </w:r>
+          </w:p>
+        </w:tc>
+        <w:tc>
+          <w:tcPr/>
+          <w:p>
+            <w:pPr>
+              <w:pStyle w:val="Compact"/>
+            </w:pPr>
+            <w:r>
+              <w:t xml:space="preserve">any (incl. −ve)</w:t>
+            </w:r>
+          </w:p>
+        </w:tc>
+        <w:tc>
+          <w:tcPr/>
+          <w:p>
+            <w:pPr>
+              <w:pStyle w:val="Compact"/>
+            </w:pPr>
+            <w:r>
+              <w:t xml:space="preserve">single source</w:t>
+            </w:r>
+          </w:p>
+        </w:tc>
+        <w:tc>
+          <w:tcPr/>
+          <w:p>
+            <w:pPr>
+              <w:pStyle w:val="Compact"/>
+            </w:pPr>
+            <w:r>
+              <w:rPr>
+                <w:b/>
+                <w:bCs/>
+              </w:rPr>
+              <w:t xml:space="preserve">O(V·E)</w:t>
+            </w:r>
+          </w:p>
+        </w:tc>
+        <w:tc>
+          <w:tcPr/>
+          <w:p>
+            <w:pPr>
+              <w:pStyle w:val="Compact"/>
+            </w:pPr>
+            <w:r>
+              <w:rPr>
+                <w:b/>
+                <w:bCs/>
+              </w:rPr>
+              <w:t xml:space="preserve">detects</w:t>
+            </w:r>
+            <w:r>
+              <w:t xml:space="preserve"> </w:t>
+            </w:r>
+            <w:r>
+              <w:t xml:space="preserve">it</w:t>
+            </w:r>
+          </w:p>
+        </w:tc>
+      </w:tr>
+      <w:tr>
+        <w:tc>
+          <w:tcPr/>
+          <w:p>
+            <w:pPr>
+              <w:pStyle w:val="Compact"/>
+            </w:pPr>
+            <w:r>
+              <w:rPr>
+                <w:b/>
+                <w:bCs/>
+              </w:rPr>
+              <w:t xml:space="preserve">Floyd-Warshall</w:t>
+            </w:r>
+          </w:p>
+        </w:tc>
+        <w:tc>
+          <w:tcPr/>
+          <w:p>
+            <w:pPr>
+              <w:pStyle w:val="Compact"/>
+            </w:pPr>
+            <w:r>
+              <w:t xml:space="preserve">any (no −ve cycle)</w:t>
+            </w:r>
+          </w:p>
+        </w:tc>
+        <w:tc>
+          <w:tcPr/>
+          <w:p>
+            <w:pPr>
+              <w:pStyle w:val="Compact"/>
+            </w:pPr>
+            <w:r>
+              <w:rPr>
+                <w:b/>
+                <w:bCs/>
+              </w:rPr>
+              <w:t xml:space="preserve">all pairs</w:t>
+            </w:r>
+          </w:p>
+        </w:tc>
+        <w:tc>
+          <w:tcPr/>
+          <w:p>
+            <w:pPr>
+              <w:pStyle w:val="Compact"/>
+            </w:pPr>
+            <w:r>
+              <w:rPr>
+                <w:b/>
+                <w:bCs/>
+              </w:rPr>
+              <w:t xml:space="preserve">O(V³)</w:t>
+            </w:r>
+          </w:p>
+        </w:tc>
+        <w:tc>
+          <w:tcPr/>
+          <w:p>
+            <w:pPr>
+              <w:pStyle w:val="Compact"/>
+            </w:pPr>
+            <w:r>
+              <w:t xml:space="preserve">flags via diagonal</w:t>
+            </w:r>
+          </w:p>
+        </w:tc>
+      </w:tr>
+    </w:tbl>
+    <w:p>
+      <w:pPr>
+        <w:pStyle w:val="BlockText"/>
+      </w:pPr>
+      <w:r>
+        <w:rPr>
+          <w:b/>
+          <w:bCs/>
+        </w:rPr>
+        <w:t xml:space="preserve">Decision order:</w:t>
+      </w:r>
+      <w:r>
+        <w:t xml:space="preserve"> </w:t>
+      </w:r>
+      <w:r>
+        <w:t xml:space="preserve">unweighted → BFS. 0/1 weights → 0-1 BFS. Non-negative →</w:t>
+      </w:r>
+      <w:r>
+        <w:t xml:space="preserve"> </w:t>
+      </w:r>
+      <w:r>
+        <w:t xml:space="preserve">Dijkstra. Negative edges → Bellman-Ford. Need every pair on a small graph →</w:t>
+      </w:r>
+      <w:r>
+        <w:t xml:space="preserve"> </w:t>
+      </w:r>
+      <w:r>
+        <w:t xml:space="preserve">Floyd-Warshall.</w:t>
+      </w:r>
+    </w:p>
+    <w:bookmarkStart w:id="42" w:name="mcqs-4"/>
+    <w:p>
+      <w:pPr>
+        <w:pStyle w:val="Heading3"/>
+      </w:pPr>
+      <w:r>
+        <w:t xml:space="preserve">MCQs</w:t>
+      </w:r>
+    </w:p>
+    <w:p>
+      <w:pPr>
+        <w:pStyle w:val="Compact"/>
+        <w:numPr>
+          <w:ilvl w:val="0"/>
+          <w:numId w:val="1011"/>
+        </w:numPr>
+      </w:pPr>
+      <w:r>
+        <w:t xml:space="preserve">Fastest single-source on non-negative weights? →</w:t>
+      </w:r>
+      <w:r>
+        <w:t xml:space="preserve"> </w:t>
+      </w:r>
+      <w:r>
+        <w:rPr>
+          <w:b/>
+          <w:bCs/>
+        </w:rPr>
+        <w:t xml:space="preserve">Dijkstra</w:t>
+      </w:r>
+      <w:r>
+        <w:t xml:space="preserve">.</w:t>
+      </w:r>
+    </w:p>
+    <w:p>
+      <w:pPr>
+        <w:pStyle w:val="Compact"/>
+        <w:numPr>
+          <w:ilvl w:val="0"/>
+          <w:numId w:val="1011"/>
+        </w:numPr>
+      </w:pPr>
+      <w:r>
+        <w:t xml:space="preserve">Only listed algorithm that</w:t>
+      </w:r>
+      <w:r>
+        <w:t xml:space="preserve"> </w:t>
+      </w:r>
+      <w:r>
+        <w:rPr>
+          <w:i/>
+          <w:iCs/>
+        </w:rPr>
+        <w:t xml:space="preserve">detects</w:t>
+      </w:r>
+      <w:r>
+        <w:t xml:space="preserve"> </w:t>
+      </w:r>
+      <w:r>
+        <w:t xml:space="preserve">a negative cycle directly? →</w:t>
+      </w:r>
+      <w:r>
+        <w:t xml:space="preserve"> </w:t>
+      </w:r>
+      <w:r>
+        <w:rPr>
+          <w:b/>
+          <w:bCs/>
+        </w:rPr>
+        <w:t xml:space="preserve">Bellman-Ford</w:t>
+      </w:r>
+      <w:r>
+        <w:t xml:space="preserve">.</w:t>
+      </w:r>
+    </w:p>
+    <w:p>
+      <w:pPr>
+        <w:pStyle w:val="Compact"/>
+        <w:numPr>
+          <w:ilvl w:val="0"/>
+          <w:numId w:val="1011"/>
+        </w:numPr>
+      </w:pPr>
+      <w:r>
+        <w:t xml:space="preserve">All-pairs on a small dense graph? →</w:t>
+      </w:r>
+      <w:r>
+        <w:t xml:space="preserve"> </w:t>
+      </w:r>
+      <w:r>
+        <w:rPr>
+          <w:b/>
+          <w:bCs/>
+        </w:rPr>
+        <w:t xml:space="preserve">Floyd-Warshall</w:t>
+      </w:r>
+      <w:r>
+        <w:t xml:space="preserve">.</w:t>
+      </w:r>
+    </w:p>
+    <w:p>
+      <w:r>
+        <w:pict>
+          <v:rect style="width:0;height:1.5pt" o:hralign="center" o:hrstd="t" o:hr="t"/>
+        </w:pict>
+      </w:r>
+    </w:p>
+    <w:bookmarkEnd w:id="42"/>
+    <w:bookmarkEnd w:id="43"/>
+    <w:bookmarkStart w:id="53" w:name="b.5-minimum-spanning-tree-mst"/>
+    <w:p>
+      <w:pPr>
+        <w:pStyle w:val="Heading2"/>
+      </w:pPr>
+      <w:r>
         <w:t xml:space="preserve">10b.5 Minimum Spanning Tree (MST)</w:t>
       </w:r>
     </w:p>
-    <w:bookmarkStart w:id="37" w:name="the-problem"/>
+    <w:bookmarkStart w:id="47" w:name="the-problem"/>
     <w:p>
       <w:pPr>
         <w:pStyle w:val="Heading3"/>
@@ -2028,18 +3473,18 @@
           <wp:inline>
             <wp:extent cx="5334000" cy="2723029"/>
             <wp:effectExtent b="0" l="0" r="0" t="0"/>
-            <wp:docPr descr="MST: the cheapest set of edges connecting all nodes (green); built by Kruskal or Prim." title="" id="35" name="Picture"/>
+            <wp:docPr descr="MST: the cheapest set of edges connecting all nodes (green); built by Kruskal or Prim." title="" id="45" name="Picture"/>
             <a:graphic>
               <a:graphicData uri="http://schemas.openxmlformats.org/drawingml/2006/picture">
                 <pic:pic>
                   <pic:nvPicPr>
-                    <pic:cNvPr descr="images/83_mst.png" id="36" name="Picture"/>
+                    <pic:cNvPr descr="images/83_mst.png" id="46" name="Picture"/>
                     <pic:cNvPicPr>
                       <a:picLocks noChangeArrowheads="1" noChangeAspect="1"/>
                     </pic:cNvPicPr>
                   </pic:nvPicPr>
                   <pic:blipFill>
-                    <a:blip r:embed="rId34"/>
+                    <a:blip r:embed="rId44"/>
                     <a:stretch>
                       <a:fillRect/>
                     </a:stretch>
@@ -2074,8 +3519,8 @@
         <w:t xml:space="preserve">MST: the cheapest set of edges connecting all nodes (green); built by Kruskal or Prim.</w:t>
       </w:r>
     </w:p>
-    <w:bookmarkEnd w:id="37"/>
-    <w:bookmarkStart w:id="38" w:name="two-greedy-algorithms"/>
+    <w:bookmarkEnd w:id="47"/>
+    <w:bookmarkStart w:id="48" w:name="two-greedy-algorithms"/>
     <w:p>
       <w:pPr>
         <w:pStyle w:val="Heading3"/>
@@ -2177,104 +3622,6 @@
           <w:rStyle w:val="VerbatimChar"/>
         </w:rPr>
         <w:t xml:space="preserve"># Time O((V+E) log V) with a heap</w:t>
-      </w:r>
-    </w:p>
-    <w:p>
-      <w:pPr>
-        <w:pStyle w:val="Compact"/>
-        <w:numPr>
-          <w:ilvl w:val="0"/>
-          <w:numId w:val="1011"/>
-        </w:numPr>
-      </w:pPr>
-      <w:r>
-        <w:rPr>
-          <w:b/>
-          <w:bCs/>
-        </w:rPr>
-        <w:t xml:space="preserve">Both are greedy and both give a correct MST.</w:t>
-      </w:r>
-      <w:r>
-        <w:t xml:space="preserve"> </w:t>
-      </w:r>
-      <w:r>
-        <w:t xml:space="preserve">Kruskal (sort + union-find)</w:t>
-      </w:r>
-      <w:r>
-        <w:t xml:space="preserve"> </w:t>
-      </w:r>
-      <w:r>
-        <w:t xml:space="preserve">shines on</w:t>
-      </w:r>
-      <w:r>
-        <w:t xml:space="preserve"> </w:t>
-      </w:r>
-      <w:r>
-        <w:rPr>
-          <w:b/>
-          <w:bCs/>
-        </w:rPr>
-        <w:t xml:space="preserve">sparse</w:t>
-      </w:r>
-      <w:r>
-        <w:t xml:space="preserve"> </w:t>
-      </w:r>
-      <w:r>
-        <w:t xml:space="preserve">graphs; Prim (grow + heap) on</w:t>
-      </w:r>
-      <w:r>
-        <w:t xml:space="preserve"> </w:t>
-      </w:r>
-      <w:r>
-        <w:rPr>
-          <w:b/>
-          <w:bCs/>
-        </w:rPr>
-        <w:t xml:space="preserve">dense</w:t>
-      </w:r>
-      <w:r>
-        <w:t xml:space="preserve"> </w:t>
-      </w:r>
-      <w:r>
-        <w:t xml:space="preserve">graphs.</w:t>
-      </w:r>
-    </w:p>
-    <w:p>
-      <w:pPr>
-        <w:pStyle w:val="Compact"/>
-        <w:numPr>
-          <w:ilvl w:val="0"/>
-          <w:numId w:val="1011"/>
-        </w:numPr>
-      </w:pPr>
-      <w:r>
-        <w:rPr>
-          <w:b/>
-          <w:bCs/>
-        </w:rPr>
-        <w:t xml:space="preserve">Cut property</w:t>
-      </w:r>
-      <w:r>
-        <w:t xml:space="preserve"> </w:t>
-      </w:r>
-      <w:r>
-        <w:t xml:space="preserve">(why greedy works): the cheapest edge crossing any partition of</w:t>
-      </w:r>
-      <w:r>
-        <w:t xml:space="preserve"> </w:t>
-      </w:r>
-      <w:r>
-        <w:t xml:space="preserve">the nodes is always safe to include.</w:t>
-      </w:r>
-    </w:p>
-    <w:bookmarkEnd w:id="38"/>
-    <w:bookmarkStart w:id="39" w:name="mcqs-4"/>
-    <w:p>
-      <w:pPr>
-        <w:pStyle w:val="Heading3"/>
-      </w:pPr>
-      <w:r>
-        <w:t xml:space="preserve">MCQs</w:t>
       </w:r>
     </w:p>
     <w:p>
@@ -2286,20 +3633,55 @@
         </w:numPr>
       </w:pPr>
       <w:r>
-        <w:t xml:space="preserve">Kruskal uses which structure to avoid cycles? →</w:t>
-      </w:r>
-      <w:r>
-        <w:t xml:space="preserve"> </w:t>
-      </w:r>
-      <w:r>
-        <w:rPr>
-          <w:b/>
-          <w:bCs/>
-        </w:rPr>
-        <w:t xml:space="preserve">union-find</w:t>
-      </w:r>
-      <w:r>
-        <w:t xml:space="preserve">.</w:t>
+        <w:rPr>
+          <w:b/>
+          <w:bCs/>
+        </w:rPr>
+        <w:t xml:space="preserve">Both are greedy and both give a correct MST.</w:t>
+      </w:r>
+      <w:r>
+        <w:t xml:space="preserve"> </w:t>
+      </w:r>
+      <w:r>
+        <w:t xml:space="preserve">Kruskal (sort + union-find)</w:t>
+      </w:r>
+      <w:r>
+        <w:t xml:space="preserve"> </w:t>
+      </w:r>
+      <w:r>
+        <w:t xml:space="preserve">shines on</w:t>
+      </w:r>
+      <w:r>
+        <w:t xml:space="preserve"> </w:t>
+      </w:r>
+      <w:r>
+        <w:rPr>
+          <w:b/>
+          <w:bCs/>
+        </w:rPr>
+        <w:t xml:space="preserve">sparse</w:t>
+      </w:r>
+      <w:r>
+        <w:t xml:space="preserve"> </w:t>
+      </w:r>
+      <w:r>
+        <w:t xml:space="preserve">graphs; Prim (grow + heap) on</w:t>
+      </w:r>
+      <w:r>
+        <w:t xml:space="preserve"> </w:t>
+      </w:r>
+      <w:r>
+        <w:rPr>
+          <w:b/>
+          <w:bCs/>
+        </w:rPr>
+        <w:t xml:space="preserve">dense</w:t>
+      </w:r>
+      <w:r>
+        <w:t xml:space="preserve"> </w:t>
+      </w:r>
+      <w:r>
+        <w:t xml:space="preserve">graphs.</w:t>
       </w:r>
     </w:p>
     <w:p>
@@ -2311,71 +3693,543 @@
         </w:numPr>
       </w:pPr>
       <w:r>
-        <w:t xml:space="preserve">Kruskal vs Prim time? →</w:t>
-      </w:r>
-      <w:r>
-        <w:t xml:space="preserve"> </w:t>
-      </w:r>
-      <w:r>
-        <w:rPr>
-          <w:b/>
-          <w:bCs/>
-        </w:rPr>
-        <w:t xml:space="preserve">O(E log E)</w:t>
-      </w:r>
-      <w:r>
-        <w:t xml:space="preserve"> </w:t>
-      </w:r>
-      <w:r>
-        <w:t xml:space="preserve">vs</w:t>
-      </w:r>
-      <w:r>
-        <w:t xml:space="preserve"> </w:t>
-      </w:r>
-      <w:r>
-        <w:rPr>
-          <w:b/>
-          <w:bCs/>
-        </w:rPr>
-        <w:t xml:space="preserve">O((V+E) log V)</w:t>
-      </w:r>
-      <w:r>
-        <w:t xml:space="preserve">.</w:t>
-      </w:r>
-    </w:p>
-    <w:p>
-      <w:pPr>
-        <w:pStyle w:val="Compact"/>
-        <w:numPr>
-          <w:ilvl w:val="0"/>
-          <w:numId w:val="1012"/>
-        </w:numPr>
-      </w:pPr>
-      <w:r>
-        <w:t xml:space="preserve">Why does greedy give the MST? → the</w:t>
-      </w:r>
-      <w:r>
-        <w:t xml:space="preserve"> </w:t>
-      </w:r>
-      <w:r>
-        <w:rPr>
-          <w:b/>
-          <w:bCs/>
-        </w:rPr>
-        <w:t xml:space="preserve">cut property</w:t>
-      </w:r>
-      <w:r>
-        <w:t xml:space="preserve">.</w:t>
-      </w:r>
-    </w:p>
-    <w:bookmarkEnd w:id="39"/>
-    <w:bookmarkStart w:id="40" w:name="problems-1"/>
+        <w:rPr>
+          <w:b/>
+          <w:bCs/>
+        </w:rPr>
+        <w:t xml:space="preserve">Cut property</w:t>
+      </w:r>
+      <w:r>
+        <w:t xml:space="preserve"> </w:t>
+      </w:r>
+      <w:r>
+        <w:t xml:space="preserve">(why greedy works): the cheapest edge crossing any partition of</w:t>
+      </w:r>
+      <w:r>
+        <w:t xml:space="preserve"> </w:t>
+      </w:r>
+      <w:r>
+        <w:t xml:space="preserve">the nodes is always safe to include.</w:t>
+      </w:r>
+    </w:p>
+    <w:bookmarkEnd w:id="48"/>
+    <w:bookmarkStart w:id="49" w:name="prim-vs-kruskal-comparison"/>
     <w:p>
       <w:pPr>
         <w:pStyle w:val="Heading3"/>
       </w:pPr>
       <w:r>
-        <w:t xml:space="preserve">Problems</w:t>
+        <w:t xml:space="preserve">Prim vs Kruskal — comparison</w:t>
+      </w:r>
+    </w:p>
+    <w:tbl>
+      <w:tblPr>
+        <w:tblStyle w:val="Table"/>
+        <w:tblW w:type="pct" w:w="5000"/>
+        <w:tblLayout w:type="fixed"/>
+        <w:tblLook w:firstRow="1" w:lastRow="0" w:firstColumn="0" w:lastColumn="0" w:noHBand="0" w:noVBand="0" w:val="0020"/>
+      </w:tblPr>
+      <w:tblGrid>
+        <w:gridCol w:w="2640"/>
+        <w:gridCol w:w="2640"/>
+        <w:gridCol w:w="2640"/>
+      </w:tblGrid>
+      <w:tr>
+        <w:trPr>
+          <w:tblHeader w:val="on"/>
+        </w:trPr>
+        <w:tc>
+          <w:tcPr/>
+          <w:p>
+            <w:pPr>
+              <w:pStyle w:val="Compact"/>
+            </w:pPr>
+          </w:p>
+        </w:tc>
+        <w:tc>
+          <w:tcPr/>
+          <w:p>
+            <w:pPr>
+              <w:pStyle w:val="Compact"/>
+            </w:pPr>
+            <w:r>
+              <w:rPr>
+                <w:b/>
+                <w:bCs/>
+              </w:rPr>
+              <w:t xml:space="preserve">Kruskal</w:t>
+            </w:r>
+          </w:p>
+        </w:tc>
+        <w:tc>
+          <w:tcPr/>
+          <w:p>
+            <w:pPr>
+              <w:pStyle w:val="Compact"/>
+            </w:pPr>
+            <w:r>
+              <w:rPr>
+                <w:b/>
+                <w:bCs/>
+              </w:rPr>
+              <w:t xml:space="preserve">Prim</w:t>
+            </w:r>
+          </w:p>
+        </w:tc>
+      </w:tr>
+      <w:tr>
+        <w:tc>
+          <w:tcPr/>
+          <w:p>
+            <w:pPr>
+              <w:pStyle w:val="Compact"/>
+            </w:pPr>
+            <w:r>
+              <w:t xml:space="preserve">Strategy</w:t>
+            </w:r>
+          </w:p>
+        </w:tc>
+        <w:tc>
+          <w:tcPr/>
+          <w:p>
+            <w:pPr>
+              <w:pStyle w:val="Compact"/>
+            </w:pPr>
+            <w:r>
+              <w:t xml:space="preserve">pick cheapest</w:t>
+            </w:r>
+            <w:r>
+              <w:t xml:space="preserve"> </w:t>
+            </w:r>
+            <w:r>
+              <w:rPr>
+                <w:b/>
+                <w:bCs/>
+              </w:rPr>
+              <w:t xml:space="preserve">edge</w:t>
+            </w:r>
+            <w:r>
+              <w:t xml:space="preserve"> </w:t>
+            </w:r>
+            <w:r>
+              <w:t xml:space="preserve">globally</w:t>
+            </w:r>
+          </w:p>
+        </w:tc>
+        <w:tc>
+          <w:tcPr/>
+          <w:p>
+            <w:pPr>
+              <w:pStyle w:val="Compact"/>
+            </w:pPr>
+            <w:r>
+              <w:t xml:space="preserve">grow one</w:t>
+            </w:r>
+            <w:r>
+              <w:t xml:space="preserve"> </w:t>
+            </w:r>
+            <w:r>
+              <w:rPr>
+                <w:b/>
+                <w:bCs/>
+              </w:rPr>
+              <w:t xml:space="preserve">tree</w:t>
+            </w:r>
+            <w:r>
+              <w:t xml:space="preserve"> </w:t>
+            </w:r>
+            <w:r>
+              <w:t xml:space="preserve">from a start node</w:t>
+            </w:r>
+          </w:p>
+        </w:tc>
+      </w:tr>
+      <w:tr>
+        <w:tc>
+          <w:tcPr/>
+          <w:p>
+            <w:pPr>
+              <w:pStyle w:val="Compact"/>
+            </w:pPr>
+            <w:r>
+              <w:t xml:space="preserve">Core structure</w:t>
+            </w:r>
+          </w:p>
+        </w:tc>
+        <w:tc>
+          <w:tcPr/>
+          <w:p>
+            <w:pPr>
+              <w:pStyle w:val="Compact"/>
+            </w:pPr>
+            <w:r>
+              <w:t xml:space="preserve">sort +</w:t>
+            </w:r>
+            <w:r>
+              <w:t xml:space="preserve"> </w:t>
+            </w:r>
+            <w:r>
+              <w:rPr>
+                <w:b/>
+                <w:bCs/>
+              </w:rPr>
+              <w:t xml:space="preserve">union-find</w:t>
+            </w:r>
+          </w:p>
+        </w:tc>
+        <w:tc>
+          <w:tcPr/>
+          <w:p>
+            <w:pPr>
+              <w:pStyle w:val="Compact"/>
+            </w:pPr>
+            <w:r>
+              <w:rPr>
+                <w:b/>
+                <w:bCs/>
+              </w:rPr>
+              <w:t xml:space="preserve">min-heap</w:t>
+            </w:r>
+            <w:r>
+              <w:t xml:space="preserve"> </w:t>
+            </w:r>
+            <w:r>
+              <w:t xml:space="preserve">(priority queue)</w:t>
+            </w:r>
+          </w:p>
+        </w:tc>
+      </w:tr>
+      <w:tr>
+        <w:tc>
+          <w:tcPr/>
+          <w:p>
+            <w:pPr>
+              <w:pStyle w:val="Compact"/>
+            </w:pPr>
+            <w:r>
+              <w:t xml:space="preserve">Cycle avoided by</w:t>
+            </w:r>
+          </w:p>
+        </w:tc>
+        <w:tc>
+          <w:tcPr/>
+          <w:p>
+            <w:pPr>
+              <w:pStyle w:val="Compact"/>
+            </w:pPr>
+            <w:r>
+              <w:rPr>
+                <w:rStyle w:val="VerbatimChar"/>
+              </w:rPr>
+              <w:t xml:space="preserve">find(u) != find(v)</w:t>
+            </w:r>
+          </w:p>
+        </w:tc>
+        <w:tc>
+          <w:tcPr/>
+          <w:p>
+            <w:pPr>
+              <w:pStyle w:val="Compact"/>
+            </w:pPr>
+            <w:r>
+              <w:t xml:space="preserve">only pull edges to a</w:t>
+            </w:r>
+            <w:r>
+              <w:t xml:space="preserve"> </w:t>
+            </w:r>
+            <w:r>
+              <w:rPr>
+                <w:b/>
+                <w:bCs/>
+              </w:rPr>
+              <w:t xml:space="preserve">new</w:t>
+            </w:r>
+            <w:r>
+              <w:t xml:space="preserve"> </w:t>
+            </w:r>
+            <w:r>
+              <w:t xml:space="preserve">node</w:t>
+            </w:r>
+          </w:p>
+        </w:tc>
+      </w:tr>
+      <w:tr>
+        <w:tc>
+          <w:tcPr/>
+          <w:p>
+            <w:pPr>
+              <w:pStyle w:val="Compact"/>
+            </w:pPr>
+            <w:r>
+              <w:t xml:space="preserve">Works on a forest?</w:t>
+            </w:r>
+          </w:p>
+        </w:tc>
+        <w:tc>
+          <w:tcPr/>
+          <w:p>
+            <w:pPr>
+              <w:pStyle w:val="Compact"/>
+            </w:pPr>
+            <w:r>
+              <w:rPr>
+                <w:b/>
+                <w:bCs/>
+              </w:rPr>
+              <w:t xml:space="preserve">yes</w:t>
+            </w:r>
+            <w:r>
+              <w:t xml:space="preserve"> </w:t>
+            </w:r>
+            <w:r>
+              <w:t xml:space="preserve">(builds MST per component)</w:t>
+            </w:r>
+          </w:p>
+        </w:tc>
+        <w:tc>
+          <w:tcPr/>
+          <w:p>
+            <w:pPr>
+              <w:pStyle w:val="Compact"/>
+            </w:pPr>
+            <w:r>
+              <w:t xml:space="preserve">one component at a time</w:t>
+            </w:r>
+          </w:p>
+        </w:tc>
+      </w:tr>
+      <w:tr>
+        <w:tc>
+          <w:tcPr/>
+          <w:p>
+            <w:pPr>
+              <w:pStyle w:val="Compact"/>
+            </w:pPr>
+            <w:r>
+              <w:t xml:space="preserve">Time</w:t>
+            </w:r>
+          </w:p>
+        </w:tc>
+        <w:tc>
+          <w:tcPr/>
+          <w:p>
+            <w:pPr>
+              <w:pStyle w:val="Compact"/>
+            </w:pPr>
+            <w:r>
+              <w:rPr>
+                <w:b/>
+                <w:bCs/>
+              </w:rPr>
+              <w:t xml:space="preserve">O(E log E)</w:t>
+            </w:r>
+          </w:p>
+        </w:tc>
+        <w:tc>
+          <w:tcPr/>
+          <w:p>
+            <w:pPr>
+              <w:pStyle w:val="Compact"/>
+            </w:pPr>
+            <w:r>
+              <w:rPr>
+                <w:b/>
+                <w:bCs/>
+              </w:rPr>
+              <w:t xml:space="preserve">O((V+E) log V)</w:t>
+            </w:r>
+          </w:p>
+        </w:tc>
+      </w:tr>
+      <w:tr>
+        <w:tc>
+          <w:tcPr/>
+          <w:p>
+            <w:pPr>
+              <w:pStyle w:val="Compact"/>
+            </w:pPr>
+            <w:r>
+              <w:t xml:space="preserve">Best for</w:t>
+            </w:r>
+          </w:p>
+        </w:tc>
+        <w:tc>
+          <w:tcPr/>
+          <w:p>
+            <w:pPr>
+              <w:pStyle w:val="Compact"/>
+            </w:pPr>
+            <w:r>
+              <w:rPr>
+                <w:b/>
+                <w:bCs/>
+              </w:rPr>
+              <w:t xml:space="preserve">sparse</w:t>
+            </w:r>
+            <w:r>
+              <w:t xml:space="preserve"> </w:t>
+            </w:r>
+            <w:r>
+              <w:t xml:space="preserve">graphs</w:t>
+            </w:r>
+          </w:p>
+        </w:tc>
+        <w:tc>
+          <w:tcPr/>
+          <w:p>
+            <w:pPr>
+              <w:pStyle w:val="Compact"/>
+            </w:pPr>
+            <w:r>
+              <w:rPr>
+                <w:b/>
+                <w:bCs/>
+              </w:rPr>
+              <w:t xml:space="preserve">dense</w:t>
+            </w:r>
+            <w:r>
+              <w:t xml:space="preserve"> </w:t>
+            </w:r>
+            <w:r>
+              <w:t xml:space="preserve">graphs</w:t>
+            </w:r>
+          </w:p>
+        </w:tc>
+      </w:tr>
+    </w:tbl>
+    <w:bookmarkEnd w:id="49"/>
+    <w:bookmarkStart w:id="50" w:name="worked-trace-kruskal"/>
+    <w:p>
+      <w:pPr>
+        <w:pStyle w:val="Heading3"/>
+      </w:pPr>
+      <w:r>
+        <w:t xml:space="preserve">Worked trace — Kruskal</w:t>
+      </w:r>
+    </w:p>
+    <w:p>
+      <w:pPr>
+        <w:pStyle w:val="FirstParagraph"/>
+      </w:pPr>
+      <w:r>
+        <w:t xml:space="preserve">Edges by weight:</w:t>
+      </w:r>
+      <w:r>
+        <w:t xml:space="preserve"> </w:t>
+      </w:r>
+      <w:r>
+        <w:rPr>
+          <w:rStyle w:val="VerbatimChar"/>
+        </w:rPr>
+        <w:t xml:space="preserve">(A,B,1) (B,C,2) (A,C,3) (C,D,4) (B,D,5)</w:t>
+      </w:r>
+      <w:r>
+        <w:t xml:space="preserve"> </w:t>
+      </w:r>
+      <w:r>
+        <w:t xml:space="preserve">on 4 nodes:</w:t>
+      </w:r>
+    </w:p>
+    <w:p>
+      <w:pPr>
+        <w:pStyle w:val="SourceCode"/>
+      </w:pPr>
+      <w:r>
+        <w:rPr>
+          <w:rStyle w:val="VerbatimChar"/>
+        </w:rPr>
+        <w:t xml:space="preserve">sort:  AB1  BC2  AC3  CD4  BD5</w:t>
+      </w:r>
+      <w:r>
+        <w:br/>
+      </w:r>
+      <w:r>
+        <w:rPr>
+          <w:rStyle w:val="VerbatimChar"/>
+        </w:rPr>
+        <w:t xml:space="preserve">AB1: find(A)!=find(B) -&gt; ADD; union      tree={AB}       comps:{A,B}{C}{D}</w:t>
+      </w:r>
+      <w:r>
+        <w:br/>
+      </w:r>
+      <w:r>
+        <w:rPr>
+          <w:rStyle w:val="VerbatimChar"/>
+        </w:rPr>
+        <w:t xml:space="preserve">BC2: find(B)!=find(C) -&gt; ADD; union      tree={AB,BC}    comps:{A,B,C}{D}</w:t>
+      </w:r>
+      <w:r>
+        <w:br/>
+      </w:r>
+      <w:r>
+        <w:rPr>
+          <w:rStyle w:val="VerbatimChar"/>
+        </w:rPr>
+        <w:t xml:space="preserve">AC3: find(A)==find(C) -&gt; SKIP (cycle)</w:t>
+      </w:r>
+      <w:r>
+        <w:br/>
+      </w:r>
+      <w:r>
+        <w:rPr>
+          <w:rStyle w:val="VerbatimChar"/>
+        </w:rPr>
+        <w:t xml:space="preserve">CD4: find(C)!=find(D) -&gt; ADD; union      tree={AB,BC,CD} comps:{A,B,C,D}</w:t>
+      </w:r>
+      <w:r>
+        <w:br/>
+      </w:r>
+      <w:r>
+        <w:rPr>
+          <w:rStyle w:val="VerbatimChar"/>
+        </w:rPr>
+        <w:t xml:space="preserve">BD5: all one component now -&gt; stop (V-1=3 edges chosen)</w:t>
+      </w:r>
+      <w:r>
+        <w:br/>
+      </w:r>
+      <w:r>
+        <w:rPr>
+          <w:rStyle w:val="VerbatimChar"/>
+        </w:rPr>
+        <w:t xml:space="preserve">MST edges: AB, BC, CD    total weight = 1+2+4 = 7</w:t>
+      </w:r>
+    </w:p>
+    <w:p>
+      <w:pPr>
+        <w:pStyle w:val="FirstParagraph"/>
+      </w:pPr>
+      <w:r>
+        <w:t xml:space="preserve">An MST on V nodes always has exactly</w:t>
+      </w:r>
+      <w:r>
+        <w:t xml:space="preserve"> </w:t>
+      </w:r>
+      <w:r>
+        <w:rPr>
+          <w:b/>
+          <w:bCs/>
+        </w:rPr>
+        <w:t xml:space="preserve">V−1 edges</w:t>
+      </w:r>
+      <w:r>
+        <w:t xml:space="preserve">; Kruskal stops once it has</w:t>
+      </w:r>
+      <w:r>
+        <w:t xml:space="preserve"> </w:t>
+      </w:r>
+      <w:r>
+        <w:t xml:space="preserve">picked that many.</w:t>
+      </w:r>
+    </w:p>
+    <w:bookmarkEnd w:id="50"/>
+    <w:bookmarkStart w:id="51" w:name="mcqs-5"/>
+    <w:p>
+      <w:pPr>
+        <w:pStyle w:val="Heading3"/>
+      </w:pPr>
+      <w:r>
+        <w:t xml:space="preserve">MCQs</w:t>
       </w:r>
     </w:p>
     <w:p>
@@ -2387,31 +4241,133 @@
         </w:numPr>
       </w:pPr>
       <w:r>
-        <w:t xml:space="preserve">Min Cost to Connect All Points (1584); Connecting Cities With Min Cost (1135);</w:t>
-      </w:r>
-      <w:r>
-        <w:t xml:space="preserve"> </w:t>
-      </w:r>
-      <w:r>
-        <w:t xml:space="preserve">Optimize Water Distribution (1168).</w:t>
-      </w:r>
-    </w:p>
-    <w:p>
-      <w:r>
-        <w:pict>
-          <v:rect style="width:0;height:1.5pt" o:hralign="center" o:hrstd="t" o:hr="t"/>
-        </w:pict>
-      </w:r>
-    </w:p>
-    <w:bookmarkEnd w:id="40"/>
-    <w:bookmarkEnd w:id="41"/>
-    <w:bookmarkStart w:id="42" w:name="module-10b-concept-review-one-page"/>
-    <w:p>
-      <w:pPr>
-        <w:pStyle w:val="Heading2"/>
-      </w:pPr>
-      <w:r>
-        <w:t xml:space="preserve">Module 10b — Concept Review (one page)</w:t>
+        <w:t xml:space="preserve">Kruskal uses which structure to avoid cycles? →</w:t>
+      </w:r>
+      <w:r>
+        <w:t xml:space="preserve"> </w:t>
+      </w:r>
+      <w:r>
+        <w:rPr>
+          <w:b/>
+          <w:bCs/>
+        </w:rPr>
+        <w:t xml:space="preserve">union-find</w:t>
+      </w:r>
+      <w:r>
+        <w:t xml:space="preserve">.</w:t>
+      </w:r>
+    </w:p>
+    <w:p>
+      <w:pPr>
+        <w:pStyle w:val="Compact"/>
+        <w:numPr>
+          <w:ilvl w:val="0"/>
+          <w:numId w:val="1013"/>
+        </w:numPr>
+      </w:pPr>
+      <w:r>
+        <w:t xml:space="preserve">Kruskal vs Prim time? →</w:t>
+      </w:r>
+      <w:r>
+        <w:t xml:space="preserve"> </w:t>
+      </w:r>
+      <w:r>
+        <w:rPr>
+          <w:b/>
+          <w:bCs/>
+        </w:rPr>
+        <w:t xml:space="preserve">O(E log E)</w:t>
+      </w:r>
+      <w:r>
+        <w:t xml:space="preserve"> </w:t>
+      </w:r>
+      <w:r>
+        <w:t xml:space="preserve">vs</w:t>
+      </w:r>
+      <w:r>
+        <w:t xml:space="preserve"> </w:t>
+      </w:r>
+      <w:r>
+        <w:rPr>
+          <w:b/>
+          <w:bCs/>
+        </w:rPr>
+        <w:t xml:space="preserve">O((V+E) log V)</w:t>
+      </w:r>
+      <w:r>
+        <w:t xml:space="preserve">.</w:t>
+      </w:r>
+    </w:p>
+    <w:p>
+      <w:pPr>
+        <w:pStyle w:val="Compact"/>
+        <w:numPr>
+          <w:ilvl w:val="0"/>
+          <w:numId w:val="1013"/>
+        </w:numPr>
+      </w:pPr>
+      <w:r>
+        <w:t xml:space="preserve">Why does greedy give the MST? → the</w:t>
+      </w:r>
+      <w:r>
+        <w:t xml:space="preserve"> </w:t>
+      </w:r>
+      <w:r>
+        <w:rPr>
+          <w:b/>
+          <w:bCs/>
+        </w:rPr>
+        <w:t xml:space="preserve">cut property</w:t>
+      </w:r>
+      <w:r>
+        <w:t xml:space="preserve">.</w:t>
+      </w:r>
+    </w:p>
+    <w:p>
+      <w:pPr>
+        <w:pStyle w:val="Compact"/>
+        <w:numPr>
+          <w:ilvl w:val="0"/>
+          <w:numId w:val="1013"/>
+        </w:numPr>
+      </w:pPr>
+      <w:r>
+        <w:t xml:space="preserve">How many edges in an MST of V nodes? → exactly</w:t>
+      </w:r>
+      <w:r>
+        <w:t xml:space="preserve"> </w:t>
+      </w:r>
+      <w:r>
+        <w:rPr>
+          <w:b/>
+          <w:bCs/>
+        </w:rPr>
+        <w:t xml:space="preserve">V − 1</w:t>
+      </w:r>
+      <w:r>
+        <w:t xml:space="preserve">.</w:t>
+      </w:r>
+    </w:p>
+    <w:p>
+      <w:pPr>
+        <w:pStyle w:val="Compact"/>
+        <w:numPr>
+          <w:ilvl w:val="0"/>
+          <w:numId w:val="1013"/>
+        </w:numPr>
+      </w:pPr>
+      <w:r>
+        <w:t xml:space="preserve">Kruskal on a sparse graph vs Prim on a dense graph? → each is preferred there.</w:t>
+      </w:r>
+    </w:p>
+    <w:bookmarkEnd w:id="51"/>
+    <w:bookmarkStart w:id="52" w:name="problems-1"/>
+    <w:p>
+      <w:pPr>
+        <w:pStyle w:val="Heading3"/>
+      </w:pPr>
+      <w:r>
+        <w:t xml:space="preserve">Problems</w:t>
       </w:r>
     </w:p>
     <w:p>
@@ -2423,231 +4379,31 @@
         </w:numPr>
       </w:pPr>
       <w:r>
-        <w:rPr>
-          <w:b/>
-          <w:bCs/>
-        </w:rPr>
-        <w:t xml:space="preserve">Unweighted shortest path → BFS</w:t>
-      </w:r>
-      <w:r>
-        <w:t xml:space="preserve"> </w:t>
-      </w:r>
-      <w:r>
-        <w:t xml:space="preserve">(Module 10a).</w:t>
-      </w:r>
-    </w:p>
-    <w:p>
-      <w:pPr>
-        <w:pStyle w:val="Compact"/>
-        <w:numPr>
-          <w:ilvl w:val="0"/>
-          <w:numId w:val="1014"/>
-        </w:numPr>
-      </w:pPr>
-      <w:r>
-        <w:rPr>
-          <w:b/>
-          <w:bCs/>
-        </w:rPr>
-        <w:t xml:space="preserve">Dijkstra:</w:t>
-      </w:r>
-      <w:r>
-        <w:t xml:space="preserve"> </w:t>
-      </w:r>
-      <w:r>
-        <w:t xml:space="preserve">non-negative weights, greedy + min-heap,</w:t>
-      </w:r>
-      <w:r>
-        <w:t xml:space="preserve"> </w:t>
-      </w:r>
-      <w:r>
-        <w:rPr>
-          <w:b/>
-          <w:bCs/>
-        </w:rPr>
-        <w:t xml:space="preserve">O((V+E) log V)</w:t>
-      </w:r>
-      <w:r>
-        <w:t xml:space="preserve">; fails</w:t>
-      </w:r>
-      <w:r>
-        <w:t xml:space="preserve"> </w:t>
-      </w:r>
-      <w:r>
-        <w:t xml:space="preserve">on negative edges.</w:t>
-      </w:r>
-    </w:p>
-    <w:p>
-      <w:pPr>
-        <w:pStyle w:val="Compact"/>
-        <w:numPr>
-          <w:ilvl w:val="0"/>
-          <w:numId w:val="1014"/>
-        </w:numPr>
-      </w:pPr>
-      <w:r>
-        <w:rPr>
-          <w:b/>
-          <w:bCs/>
-        </w:rPr>
-        <w:t xml:space="preserve">Bellman-Ford:</w:t>
-      </w:r>
-      <w:r>
-        <w:t xml:space="preserve"> </w:t>
-      </w:r>
-      <w:r>
-        <w:t xml:space="preserve">negative edges OK, detects negative cycles,</w:t>
-      </w:r>
-      <w:r>
-        <w:t xml:space="preserve"> </w:t>
-      </w:r>
-      <w:r>
-        <w:rPr>
-          <w:b/>
-          <w:bCs/>
-        </w:rPr>
-        <w:t xml:space="preserve">O(V·E)</w:t>
-      </w:r>
-      <w:r>
-        <w:t xml:space="preserve"> </w:t>
-      </w:r>
-      <w:r>
-        <w:t xml:space="preserve">(relax</w:t>
-      </w:r>
-      <w:r>
-        <w:t xml:space="preserve"> </w:t>
-      </w:r>
-      <w:r>
-        <w:t xml:space="preserve">all edges V−1 times).</w:t>
-      </w:r>
-    </w:p>
-    <w:p>
-      <w:pPr>
-        <w:pStyle w:val="Compact"/>
-        <w:numPr>
-          <w:ilvl w:val="0"/>
-          <w:numId w:val="1014"/>
-        </w:numPr>
-      </w:pPr>
-      <w:r>
-        <w:rPr>
-          <w:b/>
-          <w:bCs/>
-        </w:rPr>
-        <w:t xml:space="preserve">Floyd-Warshall:</w:t>
-      </w:r>
-      <w:r>
-        <w:t xml:space="preserve"> </w:t>
-      </w:r>
-      <w:r>
-        <w:t xml:space="preserve">all-pairs,</w:t>
-      </w:r>
-      <w:r>
-        <w:t xml:space="preserve"> </w:t>
-      </w:r>
-      <w:r>
-        <w:rPr>
-          <w:b/>
-          <w:bCs/>
-        </w:rPr>
-        <w:t xml:space="preserve">O(V³)</w:t>
-      </w:r>
-      <w:r>
-        <w:t xml:space="preserve">,</w:t>
-      </w:r>
-      <w:r>
-        <w:t xml:space="preserve"> </w:t>
-      </w:r>
-      <w:r>
-        <w:rPr>
-          <w:rStyle w:val="VerbatimChar"/>
-        </w:rPr>
-        <w:t xml:space="preserve">dist[i][j]=min(…, dist[i][k]+dist[k] [j])</w:t>
-      </w:r>
-      <w:r>
-        <w:t xml:space="preserve">.</w:t>
-      </w:r>
-    </w:p>
-    <w:p>
-      <w:pPr>
-        <w:pStyle w:val="Compact"/>
-        <w:numPr>
-          <w:ilvl w:val="0"/>
-          <w:numId w:val="1014"/>
-        </w:numPr>
-      </w:pPr>
-      <w:r>
-        <w:rPr>
-          <w:b/>
-          <w:bCs/>
-        </w:rPr>
-        <w:t xml:space="preserve">0-1 BFS:</w:t>
-      </w:r>
-      <w:r>
-        <w:t xml:space="preserve"> </w:t>
-      </w:r>
-      <w:r>
-        <w:t xml:space="preserve">0/1 weights → deque, O(V+E).</w:t>
-      </w:r>
-      <w:r>
-        <w:t xml:space="preserve"> </w:t>
-      </w:r>
-      <w:r>
-        <w:rPr>
-          <w:b/>
-          <w:bCs/>
-        </w:rPr>
-        <w:t xml:space="preserve">A*:</w:t>
-      </w:r>
-      <w:r>
-        <w:t xml:space="preserve"> </w:t>
-      </w:r>
-      <w:r>
-        <w:t xml:space="preserve">Dijkstra + heuristic for</w:t>
-      </w:r>
-      <w:r>
-        <w:t xml:space="preserve"> </w:t>
-      </w:r>
-      <w:r>
-        <w:t xml:space="preserve">single-target.</w:t>
-      </w:r>
-    </w:p>
-    <w:p>
-      <w:pPr>
-        <w:pStyle w:val="Compact"/>
-        <w:numPr>
-          <w:ilvl w:val="0"/>
-          <w:numId w:val="1014"/>
-        </w:numPr>
-      </w:pPr>
-      <w:r>
-        <w:rPr>
-          <w:b/>
-          <w:bCs/>
-        </w:rPr>
-        <w:t xml:space="preserve">MST:</w:t>
-      </w:r>
-      <w:r>
-        <w:t xml:space="preserve"> </w:t>
-      </w:r>
-      <w:r>
-        <w:t xml:space="preserve">Kruskal (sort + union-find, O(E log E)) or Prim (grow + heap); both</w:t>
-      </w:r>
-      <w:r>
-        <w:t xml:space="preserve"> </w:t>
-      </w:r>
-      <w:r>
-        <w:t xml:space="preserve">greedy, both correct (cut property).</w:t>
-      </w:r>
-    </w:p>
-    <w:bookmarkEnd w:id="42"/>
-    <w:bookmarkStart w:id="43" w:name="module-10b-flash-cards"/>
+        <w:t xml:space="preserve">Min Cost to Connect All Points (1584); Connecting Cities With Min Cost (1135);</w:t>
+      </w:r>
+      <w:r>
+        <w:t xml:space="preserve"> </w:t>
+      </w:r>
+      <w:r>
+        <w:t xml:space="preserve">Optimize Water Distribution (1168).</w:t>
+      </w:r>
+    </w:p>
+    <w:p>
+      <w:r>
+        <w:pict>
+          <v:rect style="width:0;height:1.5pt" o:hralign="center" o:hrstd="t" o:hr="t"/>
+        </w:pict>
+      </w:r>
+    </w:p>
+    <w:bookmarkEnd w:id="52"/>
+    <w:bookmarkEnd w:id="53"/>
+    <w:bookmarkStart w:id="54" w:name="module-10b-concept-review-one-page"/>
     <w:p>
       <w:pPr>
         <w:pStyle w:val="Heading2"/>
       </w:pPr>
       <w:r>
-        <w:t xml:space="preserve">Module 10b — Flash Cards</w:t>
+        <w:t xml:space="preserve">Module 10b — Concept Review (one page)</w:t>
       </w:r>
     </w:p>
     <w:p>
@@ -2659,17 +4415,17 @@
         </w:numPr>
       </w:pPr>
       <w:r>
-        <w:t xml:space="preserve">Q: Dijkstra restriction &amp; time?</w:t>
-      </w:r>
-      <w:r>
-        <w:t xml:space="preserve"> </w:t>
-      </w:r>
-      <w:r>
-        <w:rPr>
-          <w:b/>
-          <w:bCs/>
-        </w:rPr>
-        <w:t xml:space="preserve">A: no negative edges; O((V+E) log V).</w:t>
+        <w:rPr>
+          <w:b/>
+          <w:bCs/>
+        </w:rPr>
+        <w:t xml:space="preserve">Unweighted shortest path → BFS</w:t>
+      </w:r>
+      <w:r>
+        <w:t xml:space="preserve"> </w:t>
+      </w:r>
+      <w:r>
+        <w:t xml:space="preserve">(Module 10a).</w:t>
       </w:r>
     </w:p>
     <w:p>
@@ -2681,17 +4437,36 @@
         </w:numPr>
       </w:pPr>
       <w:r>
-        <w:t xml:space="preserve">Q: Negative edges / cycle detection?</w:t>
-      </w:r>
-      <w:r>
-        <w:t xml:space="preserve"> </w:t>
-      </w:r>
-      <w:r>
-        <w:rPr>
-          <w:b/>
-          <w:bCs/>
-        </w:rPr>
-        <w:t xml:space="preserve">A: Bellman-Ford, O(VE), V−1 rounds.</w:t>
+        <w:rPr>
+          <w:b/>
+          <w:bCs/>
+        </w:rPr>
+        <w:t xml:space="preserve">Dijkstra:</w:t>
+      </w:r>
+      <w:r>
+        <w:t xml:space="preserve"> </w:t>
+      </w:r>
+      <w:r>
+        <w:t xml:space="preserve">non-negative weights, greedy + min-heap,</w:t>
+      </w:r>
+      <w:r>
+        <w:t xml:space="preserve"> </w:t>
+      </w:r>
+      <w:r>
+        <w:rPr>
+          <w:b/>
+          <w:bCs/>
+        </w:rPr>
+        <w:t xml:space="preserve">O((V+E) log V)</w:t>
+      </w:r>
+      <w:r>
+        <w:t xml:space="preserve">; fails</w:t>
+      </w:r>
+      <w:r>
+        <w:t xml:space="preserve"> </w:t>
+      </w:r>
+      <w:r>
+        <w:t xml:space="preserve">on negative edges.</w:t>
       </w:r>
     </w:p>
     <w:p>
@@ -2703,17 +4478,39 @@
         </w:numPr>
       </w:pPr>
       <w:r>
-        <w:t xml:space="preserve">Q: All-pairs shortest path?</w:t>
-      </w:r>
-      <w:r>
-        <w:t xml:space="preserve"> </w:t>
-      </w:r>
-      <w:r>
-        <w:rPr>
-          <w:b/>
-          <w:bCs/>
-        </w:rPr>
-        <w:t xml:space="preserve">A: Floyd-Warshall O(V³).</w:t>
+        <w:rPr>
+          <w:b/>
+          <w:bCs/>
+        </w:rPr>
+        <w:t xml:space="preserve">Bellman-Ford:</w:t>
+      </w:r>
+      <w:r>
+        <w:t xml:space="preserve"> </w:t>
+      </w:r>
+      <w:r>
+        <w:t xml:space="preserve">negative edges OK, detects negative cycles,</w:t>
+      </w:r>
+      <w:r>
+        <w:t xml:space="preserve"> </w:t>
+      </w:r>
+      <w:r>
+        <w:rPr>
+          <w:b/>
+          <w:bCs/>
+        </w:rPr>
+        <w:t xml:space="preserve">O(V·E)</w:t>
+      </w:r>
+      <w:r>
+        <w:t xml:space="preserve"> </w:t>
+      </w:r>
+      <w:r>
+        <w:t xml:space="preserve">(relax</w:t>
+      </w:r>
+      <w:r>
+        <w:t xml:space="preserve"> </w:t>
+      </w:r>
+      <w:r>
+        <w:t xml:space="preserve">all edges V−1 times).</w:t>
       </w:r>
     </w:p>
     <w:p>
@@ -2725,17 +4522,42 @@
         </w:numPr>
       </w:pPr>
       <w:r>
-        <w:t xml:space="preserve">Q: 0/1 weights fastest?</w:t>
-      </w:r>
-      <w:r>
-        <w:t xml:space="preserve"> </w:t>
-      </w:r>
-      <w:r>
-        <w:rPr>
-          <w:b/>
-          <w:bCs/>
-        </w:rPr>
-        <w:t xml:space="preserve">A: 0-1 BFS (deque).</w:t>
+        <w:rPr>
+          <w:b/>
+          <w:bCs/>
+        </w:rPr>
+        <w:t xml:space="preserve">Floyd-Warshall:</w:t>
+      </w:r>
+      <w:r>
+        <w:t xml:space="preserve"> </w:t>
+      </w:r>
+      <w:r>
+        <w:t xml:space="preserve">all-pairs,</w:t>
+      </w:r>
+      <w:r>
+        <w:t xml:space="preserve"> </w:t>
+      </w:r>
+      <w:r>
+        <w:rPr>
+          <w:b/>
+          <w:bCs/>
+        </w:rPr>
+        <w:t xml:space="preserve">O(V³)</w:t>
+      </w:r>
+      <w:r>
+        <w:t xml:space="preserve">,</w:t>
+      </w:r>
+      <w:r>
+        <w:t xml:space="preserve"> </w:t>
+      </w:r>
+      <w:r>
+        <w:rPr>
+          <w:rStyle w:val="VerbatimChar"/>
+        </w:rPr>
+        <w:t xml:space="preserve">dist[i][j]=min(…, dist[i][k]+dist[k] [j])</w:t>
+      </w:r>
+      <w:r>
+        <w:t xml:space="preserve">.</w:t>
       </w:r>
     </w:p>
     <w:p>
@@ -2747,17 +4569,39 @@
         </w:numPr>
       </w:pPr>
       <w:r>
-        <w:t xml:space="preserve">Q: A* adds what to Dijkstra?</w:t>
-      </w:r>
-      <w:r>
-        <w:t xml:space="preserve"> </w:t>
-      </w:r>
-      <w:r>
-        <w:rPr>
-          <w:b/>
-          <w:bCs/>
-        </w:rPr>
-        <w:t xml:space="preserve">A: an admissible heuristic.</w:t>
+        <w:rPr>
+          <w:b/>
+          <w:bCs/>
+        </w:rPr>
+        <w:t xml:space="preserve">0-1 BFS:</w:t>
+      </w:r>
+      <w:r>
+        <w:t xml:space="preserve"> </w:t>
+      </w:r>
+      <w:r>
+        <w:t xml:space="preserve">0/1 weights → deque, O(V+E).</w:t>
+      </w:r>
+      <w:r>
+        <w:t xml:space="preserve"> </w:t>
+      </w:r>
+      <w:r>
+        <w:rPr>
+          <w:b/>
+          <w:bCs/>
+        </w:rPr>
+        <w:t xml:space="preserve">A*:</w:t>
+      </w:r>
+      <w:r>
+        <w:t xml:space="preserve"> </w:t>
+      </w:r>
+      <w:r>
+        <w:t xml:space="preserve">Dijkstra + heuristic for</w:t>
+      </w:r>
+      <w:r>
+        <w:t xml:space="preserve"> </w:t>
+      </w:r>
+      <w:r>
+        <w:t xml:space="preserve">single-target.</w:t>
       </w:r>
     </w:p>
     <w:p>
@@ -2769,27 +4613,33 @@
         </w:numPr>
       </w:pPr>
       <w:r>
-        <w:t xml:space="preserve">Q: MST algorithms?</w:t>
-      </w:r>
-      <w:r>
-        <w:t xml:space="preserve"> </w:t>
-      </w:r>
-      <w:r>
-        <w:rPr>
-          <w:b/>
-          <w:bCs/>
-        </w:rPr>
-        <w:t xml:space="preserve">A: Kruskal (union-find), Prim (heap).</w:t>
-      </w:r>
-    </w:p>
-    <w:bookmarkEnd w:id="43"/>
-    <w:bookmarkStart w:id="44" w:name="module-10b-pattern-recognition"/>
+        <w:rPr>
+          <w:b/>
+          <w:bCs/>
+        </w:rPr>
+        <w:t xml:space="preserve">MST:</w:t>
+      </w:r>
+      <w:r>
+        <w:t xml:space="preserve"> </w:t>
+      </w:r>
+      <w:r>
+        <w:t xml:space="preserve">Kruskal (sort + union-find, O(E log E)) or Prim (grow + heap); both</w:t>
+      </w:r>
+      <w:r>
+        <w:t xml:space="preserve"> </w:t>
+      </w:r>
+      <w:r>
+        <w:t xml:space="preserve">greedy, both correct (cut property).</w:t>
+      </w:r>
+    </w:p>
+    <w:bookmarkEnd w:id="54"/>
+    <w:bookmarkStart w:id="55" w:name="module-10b-flash-cards"/>
     <w:p>
       <w:pPr>
         <w:pStyle w:val="Heading2"/>
       </w:pPr>
       <w:r>
-        <w:t xml:space="preserve">Module 10b — Pattern Recognition</w:t>
+        <w:t xml:space="preserve">Module 10b — Flash Cards</w:t>
       </w:r>
     </w:p>
     <w:p>
@@ -2801,26 +4651,17 @@
         </w:numPr>
       </w:pPr>
       <w:r>
-        <w:t xml:space="preserve">“Cheapest route, non-negative weights”</w:t>
-      </w:r>
-      <w:r>
-        <w:t xml:space="preserve"> </w:t>
-      </w:r>
-      <w:r>
-        <w:t xml:space="preserve">→</w:t>
-      </w:r>
-      <w:r>
-        <w:t xml:space="preserve"> </w:t>
-      </w:r>
-      <w:r>
-        <w:rPr>
-          <w:b/>
-          <w:bCs/>
-        </w:rPr>
-        <w:t xml:space="preserve">Dijkstra</w:t>
-      </w:r>
-      <w:r>
-        <w:t xml:space="preserve">.</w:t>
+        <w:t xml:space="preserve">Q: Dijkstra restriction &amp; time?</w:t>
+      </w:r>
+      <w:r>
+        <w:t xml:space="preserve"> </w:t>
+      </w:r>
+      <w:r>
+        <w:rPr>
+          <w:b/>
+          <w:bCs/>
+        </w:rPr>
+        <w:t xml:space="preserve">A: no negative edges; O((V+E) log V).</w:t>
       </w:r>
     </w:p>
     <w:p>
@@ -2832,26 +4673,17 @@
         </w:numPr>
       </w:pPr>
       <w:r>
-        <w:t xml:space="preserve">“Edges can be negative / detect arbitrage”</w:t>
-      </w:r>
-      <w:r>
-        <w:t xml:space="preserve"> </w:t>
-      </w:r>
-      <w:r>
-        <w:t xml:space="preserve">→</w:t>
-      </w:r>
-      <w:r>
-        <w:t xml:space="preserve"> </w:t>
-      </w:r>
-      <w:r>
-        <w:rPr>
-          <w:b/>
-          <w:bCs/>
-        </w:rPr>
-        <w:t xml:space="preserve">Bellman-Ford</w:t>
-      </w:r>
-      <w:r>
-        <w:t xml:space="preserve">.</w:t>
+        <w:t xml:space="preserve">Q: Negative edges / cycle detection?</w:t>
+      </w:r>
+      <w:r>
+        <w:t xml:space="preserve"> </w:t>
+      </w:r>
+      <w:r>
+        <w:rPr>
+          <w:b/>
+          <w:bCs/>
+        </w:rPr>
+        <w:t xml:space="preserve">A: Bellman-Ford, O(VE), V−1 rounds.</w:t>
       </w:r>
     </w:p>
     <w:p>
@@ -2863,26 +4695,17 @@
         </w:numPr>
       </w:pPr>
       <w:r>
-        <w:t xml:space="preserve">“Shortest path between every pair / small dense graph”</w:t>
-      </w:r>
-      <w:r>
-        <w:t xml:space="preserve"> </w:t>
-      </w:r>
-      <w:r>
-        <w:t xml:space="preserve">→</w:t>
-      </w:r>
-      <w:r>
-        <w:t xml:space="preserve"> </w:t>
-      </w:r>
-      <w:r>
-        <w:rPr>
-          <w:b/>
-          <w:bCs/>
-        </w:rPr>
-        <w:t xml:space="preserve">Floyd-Warshall</w:t>
-      </w:r>
-      <w:r>
-        <w:t xml:space="preserve">.</w:t>
+        <w:t xml:space="preserve">Q: All-pairs shortest path?</w:t>
+      </w:r>
+      <w:r>
+        <w:t xml:space="preserve"> </w:t>
+      </w:r>
+      <w:r>
+        <w:rPr>
+          <w:b/>
+          <w:bCs/>
+        </w:rPr>
+        <w:t xml:space="preserve">A: Floyd-Warshall O(V³).</w:t>
       </w:r>
     </w:p>
     <w:p>
@@ -2894,51 +4717,17 @@
         </w:numPr>
       </w:pPr>
       <w:r>
-        <w:t xml:space="preserve">“Weights are only 0/1”</w:t>
-      </w:r>
-      <w:r>
-        <w:t xml:space="preserve"> </w:t>
-      </w:r>
-      <w:r>
-        <w:t xml:space="preserve">→</w:t>
-      </w:r>
-      <w:r>
-        <w:t xml:space="preserve"> </w:t>
-      </w:r>
-      <w:r>
-        <w:rPr>
-          <w:b/>
-          <w:bCs/>
-        </w:rPr>
-        <w:t xml:space="preserve">0-1 BFS</w:t>
-      </w:r>
-      <w:r>
-        <w:t xml:space="preserve">;</w:t>
-      </w:r>
-      <w:r>
-        <w:t xml:space="preserve"> </w:t>
-      </w:r>
-      <w:r>
-        <w:t xml:space="preserve">“single target with a map”</w:t>
-      </w:r>
-      <w:r>
-        <w:t xml:space="preserve"> </w:t>
-      </w:r>
-      <w:r>
-        <w:t xml:space="preserve">→</w:t>
-      </w:r>
-      <w:r>
-        <w:t xml:space="preserve"> </w:t>
-      </w:r>
-      <w:r>
-        <w:rPr>
-          <w:b/>
-          <w:bCs/>
-        </w:rPr>
-        <w:t xml:space="preserve">A*</w:t>
-      </w:r>
-      <w:r>
-        <w:t xml:space="preserve">.</w:t>
+        <w:t xml:space="preserve">Q: 0/1 weights fastest?</w:t>
+      </w:r>
+      <w:r>
+        <w:t xml:space="preserve"> </w:t>
+      </w:r>
+      <w:r>
+        <w:rPr>
+          <w:b/>
+          <w:bCs/>
+        </w:rPr>
+        <w:t xml:space="preserve">A: 0-1 BFS (deque).</w:t>
       </w:r>
     </w:p>
     <w:p>
@@ -2950,36 +4739,115 @@
         </w:numPr>
       </w:pPr>
       <w:r>
-        <w:t xml:space="preserve">“Connect everything at minimum cost”</w:t>
-      </w:r>
-      <w:r>
-        <w:t xml:space="preserve"> </w:t>
-      </w:r>
-      <w:r>
-        <w:t xml:space="preserve">→</w:t>
-      </w:r>
-      <w:r>
-        <w:t xml:space="preserve"> </w:t>
-      </w:r>
-      <w:r>
-        <w:rPr>
-          <w:b/>
-          <w:bCs/>
-        </w:rPr>
-        <w:t xml:space="preserve">MST (Kruskal/Prim)</w:t>
-      </w:r>
-      <w:r>
-        <w:t xml:space="preserve">.</w:t>
-      </w:r>
-    </w:p>
-    <w:bookmarkEnd w:id="44"/>
-    <w:bookmarkStart w:id="45" w:name="X74b12f409efaf3898bd4c19dbe0fda5b27ece83"/>
+        <w:t xml:space="preserve">Q: A* adds what to Dijkstra?</w:t>
+      </w:r>
+      <w:r>
+        <w:t xml:space="preserve"> </w:t>
+      </w:r>
+      <w:r>
+        <w:rPr>
+          <w:b/>
+          <w:bCs/>
+        </w:rPr>
+        <w:t xml:space="preserve">A: an admissible heuristic.</w:t>
+      </w:r>
+    </w:p>
+    <w:p>
+      <w:pPr>
+        <w:pStyle w:val="Compact"/>
+        <w:numPr>
+          <w:ilvl w:val="0"/>
+          <w:numId w:val="1016"/>
+        </w:numPr>
+      </w:pPr>
+      <w:r>
+        <w:t xml:space="preserve">Q: MST algorithms?</w:t>
+      </w:r>
+      <w:r>
+        <w:t xml:space="preserve"> </w:t>
+      </w:r>
+      <w:r>
+        <w:rPr>
+          <w:b/>
+          <w:bCs/>
+        </w:rPr>
+        <w:t xml:space="preserve">A: Kruskal (union-find), Prim (heap).</w:t>
+      </w:r>
+    </w:p>
+    <w:p>
+      <w:pPr>
+        <w:pStyle w:val="Compact"/>
+        <w:numPr>
+          <w:ilvl w:val="0"/>
+          <w:numId w:val="1016"/>
+        </w:numPr>
+      </w:pPr>
+      <w:r>
+        <w:t xml:space="preserve">Q: Why V−1 rounds in Bellman-Ford?</w:t>
+      </w:r>
+      <w:r>
+        <w:t xml:space="preserve"> </w:t>
+      </w:r>
+      <w:r>
+        <w:rPr>
+          <w:b/>
+          <w:bCs/>
+        </w:rPr>
+        <w:t xml:space="preserve">A: a shortest path has ≤ V−1 edges.</w:t>
+      </w:r>
+    </w:p>
+    <w:p>
+      <w:pPr>
+        <w:pStyle w:val="Compact"/>
+        <w:numPr>
+          <w:ilvl w:val="0"/>
+          <w:numId w:val="1016"/>
+        </w:numPr>
+      </w:pPr>
+      <w:r>
+        <w:t xml:space="preserve">Q: Edges in an MST of V nodes?</w:t>
+      </w:r>
+      <w:r>
+        <w:t xml:space="preserve"> </w:t>
+      </w:r>
+      <w:r>
+        <w:rPr>
+          <w:b/>
+          <w:bCs/>
+        </w:rPr>
+        <w:t xml:space="preserve">A: exactly V−1.</w:t>
+      </w:r>
+    </w:p>
+    <w:p>
+      <w:pPr>
+        <w:pStyle w:val="Compact"/>
+        <w:numPr>
+          <w:ilvl w:val="0"/>
+          <w:numId w:val="1016"/>
+        </w:numPr>
+      </w:pPr>
+      <w:r>
+        <w:t xml:space="preserve">Q: Floyd-Warshall outermost loop?</w:t>
+      </w:r>
+      <w:r>
+        <w:t xml:space="preserve"> </w:t>
+      </w:r>
+      <w:r>
+        <w:rPr>
+          <w:b/>
+          <w:bCs/>
+        </w:rPr>
+        <w:t xml:space="preserve">A: the intermediate node k.</w:t>
+      </w:r>
+    </w:p>
+    <w:bookmarkEnd w:id="55"/>
+    <w:bookmarkStart w:id="56" w:name="module-10b-pattern-recognition"/>
     <w:p>
       <w:pPr>
         <w:pStyle w:val="Heading2"/>
       </w:pPr>
       <w:r>
-        <w:t xml:space="preserve">Module 10b — Interview Questions (with follow-ups)</w:t>
+        <w:t xml:space="preserve">Module 10b — Pattern Recognition</w:t>
       </w:r>
     </w:p>
     <w:p>
@@ -2991,27 +4859,26 @@
         </w:numPr>
       </w:pPr>
       <w:r>
-        <w:rPr>
-          <w:i/>
-          <w:iCs/>
-        </w:rPr>
-        <w:t xml:space="preserve">Network delay time.</w:t>
-      </w:r>
-      <w:r>
-        <w:t xml:space="preserve"> </w:t>
-      </w:r>
-      <w:r>
-        <w:t xml:space="preserve">FU:</w:t>
-      </w:r>
-      <w:r>
-        <w:t xml:space="preserve"> </w:t>
-      </w:r>
-      <w:r>
-        <w:rPr>
-          <w:i/>
-          <w:iCs/>
-        </w:rPr>
-        <w:t xml:space="preserve">why Dijkstra; what if weights were negative?</w:t>
+        <w:t xml:space="preserve">“Cheapest route, non-negative weights”</w:t>
+      </w:r>
+      <w:r>
+        <w:t xml:space="preserve"> </w:t>
+      </w:r>
+      <w:r>
+        <w:t xml:space="preserve">→</w:t>
+      </w:r>
+      <w:r>
+        <w:t xml:space="preserve"> </w:t>
+      </w:r>
+      <w:r>
+        <w:rPr>
+          <w:b/>
+          <w:bCs/>
+        </w:rPr>
+        <w:t xml:space="preserve">Dijkstra</w:t>
+      </w:r>
+      <w:r>
+        <w:t xml:space="preserve">.</w:t>
       </w:r>
     </w:p>
     <w:p>
@@ -3023,27 +4890,26 @@
         </w:numPr>
       </w:pPr>
       <w:r>
-        <w:rPr>
-          <w:i/>
-          <w:iCs/>
-        </w:rPr>
-        <w:t xml:space="preserve">Cheapest flights within K stops.</w:t>
-      </w:r>
-      <w:r>
-        <w:t xml:space="preserve"> </w:t>
-      </w:r>
-      <w:r>
-        <w:t xml:space="preserve">FU:</w:t>
-      </w:r>
-      <w:r>
-        <w:t xml:space="preserve"> </w:t>
-      </w:r>
-      <w:r>
-        <w:rPr>
-          <w:i/>
-          <w:iCs/>
-        </w:rPr>
-        <w:t xml:space="preserve">Bellman-Ford / modified BFS.</w:t>
+        <w:t xml:space="preserve">“Edges can be negative / detect arbitrage”</w:t>
+      </w:r>
+      <w:r>
+        <w:t xml:space="preserve"> </w:t>
+      </w:r>
+      <w:r>
+        <w:t xml:space="preserve">→</w:t>
+      </w:r>
+      <w:r>
+        <w:t xml:space="preserve"> </w:t>
+      </w:r>
+      <w:r>
+        <w:rPr>
+          <w:b/>
+          <w:bCs/>
+        </w:rPr>
+        <w:t xml:space="preserve">Bellman-Ford</w:t>
+      </w:r>
+      <w:r>
+        <w:t xml:space="preserve">.</w:t>
       </w:r>
     </w:p>
     <w:p>
@@ -3055,27 +4921,26 @@
         </w:numPr>
       </w:pPr>
       <w:r>
-        <w:rPr>
-          <w:i/>
-          <w:iCs/>
-        </w:rPr>
-        <w:t xml:space="preserve">Min cost to connect all points.</w:t>
-      </w:r>
-      <w:r>
-        <w:t xml:space="preserve"> </w:t>
-      </w:r>
-      <w:r>
-        <w:t xml:space="preserve">FU:</w:t>
-      </w:r>
-      <w:r>
-        <w:t xml:space="preserve"> </w:t>
-      </w:r>
-      <w:r>
-        <w:rPr>
-          <w:i/>
-          <w:iCs/>
-        </w:rPr>
-        <w:t xml:space="preserve">Kruskal vs Prim choice.</w:t>
+        <w:t xml:space="preserve">“Shortest path between every pair / small dense graph”</w:t>
+      </w:r>
+      <w:r>
+        <w:t xml:space="preserve"> </w:t>
+      </w:r>
+      <w:r>
+        <w:t xml:space="preserve">→</w:t>
+      </w:r>
+      <w:r>
+        <w:t xml:space="preserve"> </w:t>
+      </w:r>
+      <w:r>
+        <w:rPr>
+          <w:b/>
+          <w:bCs/>
+        </w:rPr>
+        <w:t xml:space="preserve">Floyd-Warshall</w:t>
+      </w:r>
+      <w:r>
+        <w:t xml:space="preserve">.</w:t>
       </w:r>
     </w:p>
     <w:p>
@@ -3087,37 +4952,148 @@
         </w:numPr>
       </w:pPr>
       <w:r>
-        <w:rPr>
-          <w:i/>
-          <w:iCs/>
-        </w:rPr>
-        <w:t xml:space="preserve">Detect a negative cycle.</w:t>
-      </w:r>
-      <w:r>
-        <w:t xml:space="preserve"> </w:t>
-      </w:r>
-      <w:r>
-        <w:t xml:space="preserve">FU:</w:t>
-      </w:r>
-      <w:r>
-        <w:t xml:space="preserve"> </w:t>
-      </w:r>
-      <w:r>
-        <w:rPr>
-          <w:i/>
-          <w:iCs/>
-        </w:rPr>
-        <w:t xml:space="preserve">Bellman-Ford V-th round / Floyd diagonal.</w:t>
-      </w:r>
-    </w:p>
-    <w:bookmarkEnd w:id="45"/>
-    <w:bookmarkStart w:id="46" w:name="X66fc1442a501a0924a0e2c00a1ce5f4b6d1e10d"/>
+        <w:t xml:space="preserve">“Weights are only 0/1”</w:t>
+      </w:r>
+      <w:r>
+        <w:t xml:space="preserve"> </w:t>
+      </w:r>
+      <w:r>
+        <w:t xml:space="preserve">→</w:t>
+      </w:r>
+      <w:r>
+        <w:t xml:space="preserve"> </w:t>
+      </w:r>
+      <w:r>
+        <w:rPr>
+          <w:b/>
+          <w:bCs/>
+        </w:rPr>
+        <w:t xml:space="preserve">0-1 BFS</w:t>
+      </w:r>
+      <w:r>
+        <w:t xml:space="preserve">;</w:t>
+      </w:r>
+      <w:r>
+        <w:t xml:space="preserve"> </w:t>
+      </w:r>
+      <w:r>
+        <w:t xml:space="preserve">“single target with a map”</w:t>
+      </w:r>
+      <w:r>
+        <w:t xml:space="preserve"> </w:t>
+      </w:r>
+      <w:r>
+        <w:t xml:space="preserve">→</w:t>
+      </w:r>
+      <w:r>
+        <w:t xml:space="preserve"> </w:t>
+      </w:r>
+      <w:r>
+        <w:rPr>
+          <w:b/>
+          <w:bCs/>
+        </w:rPr>
+        <w:t xml:space="preserve">A*</w:t>
+      </w:r>
+      <w:r>
+        <w:t xml:space="preserve">.</w:t>
+      </w:r>
+    </w:p>
+    <w:p>
+      <w:pPr>
+        <w:pStyle w:val="Compact"/>
+        <w:numPr>
+          <w:ilvl w:val="0"/>
+          <w:numId w:val="1017"/>
+        </w:numPr>
+      </w:pPr>
+      <w:r>
+        <w:t xml:space="preserve">“Connect everything at minimum cost”</w:t>
+      </w:r>
+      <w:r>
+        <w:t xml:space="preserve"> </w:t>
+      </w:r>
+      <w:r>
+        <w:t xml:space="preserve">→</w:t>
+      </w:r>
+      <w:r>
+        <w:t xml:space="preserve"> </w:t>
+      </w:r>
+      <w:r>
+        <w:rPr>
+          <w:b/>
+          <w:bCs/>
+        </w:rPr>
+        <w:t xml:space="preserve">MST (Kruskal/Prim)</w:t>
+      </w:r>
+      <w:r>
+        <w:t xml:space="preserve">.</w:t>
+      </w:r>
+    </w:p>
+    <w:p>
+      <w:pPr>
+        <w:pStyle w:val="Compact"/>
+        <w:numPr>
+          <w:ilvl w:val="0"/>
+          <w:numId w:val="1017"/>
+        </w:numPr>
+      </w:pPr>
+      <w:r>
+        <w:t xml:space="preserve">“Sparse graph, connect all”</w:t>
+      </w:r>
+      <w:r>
+        <w:t xml:space="preserve"> </w:t>
+      </w:r>
+      <w:r>
+        <w:t xml:space="preserve">→</w:t>
+      </w:r>
+      <w:r>
+        <w:t xml:space="preserve"> </w:t>
+      </w:r>
+      <w:r>
+        <w:rPr>
+          <w:b/>
+          <w:bCs/>
+        </w:rPr>
+        <w:t xml:space="preserve">Kruskal</w:t>
+      </w:r>
+      <w:r>
+        <w:t xml:space="preserve">;</w:t>
+      </w:r>
+      <w:r>
+        <w:t xml:space="preserve"> </w:t>
+      </w:r>
+      <w:r>
+        <w:t xml:space="preserve">“dense graph, connect all”</w:t>
+      </w:r>
+      <w:r>
+        <w:t xml:space="preserve"> </w:t>
+      </w:r>
+      <w:r>
+        <w:t xml:space="preserve">→</w:t>
+      </w:r>
+      <w:r>
+        <w:t xml:space="preserve"> </w:t>
+      </w:r>
+      <w:r>
+        <w:rPr>
+          <w:b/>
+          <w:bCs/>
+        </w:rPr>
+        <w:t xml:space="preserve">Prim</w:t>
+      </w:r>
+      <w:r>
+        <w:t xml:space="preserve">.</w:t>
+      </w:r>
+    </w:p>
+    <w:bookmarkEnd w:id="56"/>
+    <w:bookmarkStart w:id="57" w:name="X74b12f409efaf3898bd4c19dbe0fda5b27ece83"/>
     <w:p>
       <w:pPr>
         <w:pStyle w:val="Heading2"/>
       </w:pPr>
       <w:r>
-        <w:t xml:space="preserve">Module 10b — GATE / SEBI / RBI / ISRO Perspective</w:t>
+        <w:t xml:space="preserve">Module 10b — Interview Questions (with follow-ups)</w:t>
       </w:r>
     </w:p>
     <w:p>
@@ -3130,6 +5106,144 @@
       </w:pPr>
       <w:r>
         <w:rPr>
+          <w:i/>
+          <w:iCs/>
+        </w:rPr>
+        <w:t xml:space="preserve">Network delay time.</w:t>
+      </w:r>
+      <w:r>
+        <w:t xml:space="preserve"> </w:t>
+      </w:r>
+      <w:r>
+        <w:t xml:space="preserve">FU:</w:t>
+      </w:r>
+      <w:r>
+        <w:t xml:space="preserve"> </w:t>
+      </w:r>
+      <w:r>
+        <w:rPr>
+          <w:i/>
+          <w:iCs/>
+        </w:rPr>
+        <w:t xml:space="preserve">why Dijkstra; what if weights were negative?</w:t>
+      </w:r>
+    </w:p>
+    <w:p>
+      <w:pPr>
+        <w:pStyle w:val="Compact"/>
+        <w:numPr>
+          <w:ilvl w:val="0"/>
+          <w:numId w:val="1018"/>
+        </w:numPr>
+      </w:pPr>
+      <w:r>
+        <w:rPr>
+          <w:i/>
+          <w:iCs/>
+        </w:rPr>
+        <w:t xml:space="preserve">Cheapest flights within K stops.</w:t>
+      </w:r>
+      <w:r>
+        <w:t xml:space="preserve"> </w:t>
+      </w:r>
+      <w:r>
+        <w:t xml:space="preserve">FU:</w:t>
+      </w:r>
+      <w:r>
+        <w:t xml:space="preserve"> </w:t>
+      </w:r>
+      <w:r>
+        <w:rPr>
+          <w:i/>
+          <w:iCs/>
+        </w:rPr>
+        <w:t xml:space="preserve">Bellman-Ford / modified BFS.</w:t>
+      </w:r>
+    </w:p>
+    <w:p>
+      <w:pPr>
+        <w:pStyle w:val="Compact"/>
+        <w:numPr>
+          <w:ilvl w:val="0"/>
+          <w:numId w:val="1018"/>
+        </w:numPr>
+      </w:pPr>
+      <w:r>
+        <w:rPr>
+          <w:i/>
+          <w:iCs/>
+        </w:rPr>
+        <w:t xml:space="preserve">Min cost to connect all points.</w:t>
+      </w:r>
+      <w:r>
+        <w:t xml:space="preserve"> </w:t>
+      </w:r>
+      <w:r>
+        <w:t xml:space="preserve">FU:</w:t>
+      </w:r>
+      <w:r>
+        <w:t xml:space="preserve"> </w:t>
+      </w:r>
+      <w:r>
+        <w:rPr>
+          <w:i/>
+          <w:iCs/>
+        </w:rPr>
+        <w:t xml:space="preserve">Kruskal vs Prim choice.</w:t>
+      </w:r>
+    </w:p>
+    <w:p>
+      <w:pPr>
+        <w:pStyle w:val="Compact"/>
+        <w:numPr>
+          <w:ilvl w:val="0"/>
+          <w:numId w:val="1018"/>
+        </w:numPr>
+      </w:pPr>
+      <w:r>
+        <w:rPr>
+          <w:i/>
+          <w:iCs/>
+        </w:rPr>
+        <w:t xml:space="preserve">Detect a negative cycle.</w:t>
+      </w:r>
+      <w:r>
+        <w:t xml:space="preserve"> </w:t>
+      </w:r>
+      <w:r>
+        <w:t xml:space="preserve">FU:</w:t>
+      </w:r>
+      <w:r>
+        <w:t xml:space="preserve"> </w:t>
+      </w:r>
+      <w:r>
+        <w:rPr>
+          <w:i/>
+          <w:iCs/>
+        </w:rPr>
+        <w:t xml:space="preserve">Bellman-Ford V-th round / Floyd diagonal.</w:t>
+      </w:r>
+    </w:p>
+    <w:bookmarkEnd w:id="57"/>
+    <w:bookmarkStart w:id="58" w:name="X66fc1442a501a0924a0e2c00a1ce5f4b6d1e10d"/>
+    <w:p>
+      <w:pPr>
+        <w:pStyle w:val="Heading2"/>
+      </w:pPr>
+      <w:r>
+        <w:t xml:space="preserve">Module 10b — GATE / SEBI / RBI / ISRO Perspective</w:t>
+      </w:r>
+    </w:p>
+    <w:p>
+      <w:pPr>
+        <w:pStyle w:val="Compact"/>
+        <w:numPr>
+          <w:ilvl w:val="0"/>
+          <w:numId w:val="1019"/>
+        </w:numPr>
+      </w:pPr>
+      <w:r>
+        <w:rPr>
           <w:b/>
           <w:bCs/>
         </w:rPr>
@@ -3217,8 +5331,8 @@
         <w:t xml:space="preserve">articulation points, Euler tour, LCA, Heavy-Light Decomposition) — with visuals.</w:t>
       </w:r>
     </w:p>
-    <w:bookmarkEnd w:id="46"/>
-    <w:bookmarkEnd w:id="47"/>
+    <w:bookmarkEnd w:id="58"/>
+    <w:bookmarkEnd w:id="59"/>
     <w:sectPr>
       <w:footnotePr>
         <w:numRestart w:val="eachSect"/>
@@ -3771,9 +5885,6 @@
     </w:lvlOverride>
   </w:num>
   <w:num w:numId="1011">
-    <w:abstractNumId w:val="991"/>
-  </w:num>
-  <w:num w:numId="1012">
     <w:abstractNumId w:val="99411"/>
     <w:lvlOverride w:ilvl="0">
       <w:startOverride w:val="1"/>
@@ -3803,19 +5914,10 @@
       <w:startOverride w:val="1"/>
     </w:lvlOverride>
   </w:num>
-  <w:num w:numId="1013">
+  <w:num w:numId="1012">
     <w:abstractNumId w:val="991"/>
   </w:num>
-  <w:num w:numId="1014">
-    <w:abstractNumId w:val="991"/>
-  </w:num>
-  <w:num w:numId="1015">
-    <w:abstractNumId w:val="991"/>
-  </w:num>
-  <w:num w:numId="1016">
-    <w:abstractNumId w:val="991"/>
-  </w:num>
-  <w:num w:numId="1017">
+  <w:num w:numId="1013">
     <w:abstractNumId w:val="99411"/>
     <w:lvlOverride w:ilvl="0">
       <w:startOverride w:val="1"/>
@@ -3845,7 +5947,49 @@
       <w:startOverride w:val="1"/>
     </w:lvlOverride>
   </w:num>
+  <w:num w:numId="1014">
+    <w:abstractNumId w:val="991"/>
+  </w:num>
+  <w:num w:numId="1015">
+    <w:abstractNumId w:val="991"/>
+  </w:num>
+  <w:num w:numId="1016">
+    <w:abstractNumId w:val="991"/>
+  </w:num>
+  <w:num w:numId="1017">
+    <w:abstractNumId w:val="991"/>
+  </w:num>
   <w:num w:numId="1018">
+    <w:abstractNumId w:val="99411"/>
+    <w:lvlOverride w:ilvl="0">
+      <w:startOverride w:val="1"/>
+    </w:lvlOverride>
+    <w:lvlOverride w:ilvl="1">
+      <w:startOverride w:val="1"/>
+    </w:lvlOverride>
+    <w:lvlOverride w:ilvl="2">
+      <w:startOverride w:val="1"/>
+    </w:lvlOverride>
+    <w:lvlOverride w:ilvl="3">
+      <w:startOverride w:val="1"/>
+    </w:lvlOverride>
+    <w:lvlOverride w:ilvl="4">
+      <w:startOverride w:val="1"/>
+    </w:lvlOverride>
+    <w:lvlOverride w:ilvl="5">
+      <w:startOverride w:val="1"/>
+    </w:lvlOverride>
+    <w:lvlOverride w:ilvl="6">
+      <w:startOverride w:val="1"/>
+    </w:lvlOverride>
+    <w:lvlOverride w:ilvl="7">
+      <w:startOverride w:val="1"/>
+    </w:lvlOverride>
+    <w:lvlOverride w:ilvl="8">
+      <w:startOverride w:val="1"/>
+    </w:lvlOverride>
+  </w:num>
+  <w:num w:numId="1019">
     <w:abstractNumId w:val="991"/>
   </w:num>
 </w:numbering>

--- a/SITP/DSA-Notes/M10b_Graphs_ShortestPath_MST.docx
+++ b/SITP/DSA-Notes/M10b_Graphs_ShortestPath_MST.docx
@@ -6531,24 +6531,34 @@
   <w:style w:default="1" w:styleId="Table" w:type="table">
     <w:name w:val="Table"/>
     <w:basedOn w:val="TableNormal"/>
-    <w:semiHidden/>
-    <w:unhideWhenUsed/>
     <w:qFormat/>
     <w:tblPr>
       <w:tblInd w:type="dxa" w:w="0"/>
+      <w:tblBorders>
+        <w:top w:color="808080" w:space="0" w:sz="4" w:val="single"/>
+        <w:left w:color="808080" w:space="0" w:sz="4" w:val="single"/>
+        <w:bottom w:color="808080" w:space="0" w:sz="4" w:val="single"/>
+        <w:right w:color="808080" w:space="0" w:sz="4" w:val="single"/>
+        <w:insideH w:color="BFBFBF" w:space="0" w:sz="4" w:val="single"/>
+        <w:insideV w:color="BFBFBF" w:space="0" w:sz="4" w:val="single"/>
+      </w:tblBorders>
       <w:tblCellMar>
-        <w:top w:type="dxa" w:w="0"/>
+        <w:top w:type="dxa" w:w="40"/>
         <w:left w:type="dxa" w:w="108"/>
-        <w:bottom w:type="dxa" w:w="0"/>
+        <w:bottom w:type="dxa" w:w="40"/>
         <w:right w:type="dxa" w:w="108"/>
       </w:tblCellMar>
     </w:tblPr>
     <w:tblStylePr w:type="firstRow">
+      <w:rPr>
+        <w:b/>
+      </w:rPr>
       <w:tcPr>
+        <w:shd w:color="auto" w:fill="DDEBF7" w:val="clear"/>
         <w:tcBorders>
-          <w:bottom w:val="single"/>
+          <w:bottom w:color="1F4E78" w:space="0" w:sz="8" w:val="single"/>
         </w:tcBorders>
-        <w:vAlign w:val="bottom"/>
+        <w:vAlign w:val="center"/>
       </w:tcPr>
     </w:tblStylePr>
   </w:style>
